--- a/svoyo-delo/대본/1부/03화_Irina.docx
+++ b/svoyo-delo/대본/1부/03화_Irina.docx
@@ -83,7 +83,7 @@
         <w:t xml:space="preserve"> </w:t>
       </w:r>
       <w:r>
-        <w:t xml:space="preserve">- 규칙: 지문 없음. 전 화 100% 「화자명: 대사」. 1턴 15단어 이내 + 긴 턴 10~15회(25~35단어). 문법 초점: 생격(без сахара, без регистрации, без наличных), 비교(больше…, чем…, дороже денег), 조건(если согласитесь).</w:t>
+        <w:t xml:space="preserve">- 규칙: 지문 없음. 전 화 100% 「화자명: 대사」. 1턴 20단어 이내 + 긴 턴 10~15회(30~50단어). 문법 초점: 생격(без сахара, без регистрации, без наличных), 비교(больше…, чем…, дороже денег), 조건(если согласитесь).</w:t>
       </w:r>
       <w:r>
         <w:t xml:space="preserve"> </w:t>
@@ -249,119 +249,119 @@
         <w:pStyle w:val="FirstParagraph"/>
       </w:pPr>
       <w:r>
-        <w:t xml:space="preserve">BARISTA: Доброе утро! Что вам предложить?</w:t>
-      </w:r>
-    </w:p>
-    <w:p>
-      <w:pPr>
-        <w:pStyle w:val="BodyText"/>
-      </w:pPr>
-      <w:r>
-        <w:t xml:space="preserve">ALEKSEY: Американо, пожалуйста. И ещё один, для девушки. Она придёт ровно в восемь.</w:t>
-      </w:r>
-    </w:p>
-    <w:p>
-      <w:pPr>
-        <w:pStyle w:val="BodyText"/>
-      </w:pPr>
-      <w:r>
-        <w:t xml:space="preserve">BARISTA: Ровно? Так никто не приходит.</w:t>
-      </w:r>
-    </w:p>
-    <w:p>
-      <w:pPr>
-        <w:pStyle w:val="BodyText"/>
-      </w:pPr>
-      <w:r>
-        <w:t xml:space="preserve">ALEKSEY: Она приходит. Она аудитор.</w:t>
-      </w:r>
-    </w:p>
-    <w:p>
-      <w:pPr>
-        <w:pStyle w:val="BodyText"/>
-      </w:pPr>
-      <w:r>
-        <w:t xml:space="preserve">IRINA: Доброе утро, Алексей Николаевич. Восемь ноль-ноль. Мне капучино, без сахара.</w:t>
-      </w:r>
-    </w:p>
-    <w:p>
-      <w:pPr>
-        <w:pStyle w:val="BodyText"/>
-      </w:pPr>
-      <w:r>
-        <w:t xml:space="preserve">BARISTA: Ого. Действительно ровно. Капучино сейчас будет.</w:t>
-      </w:r>
-    </w:p>
-    <w:p>
-      <w:pPr>
-        <w:pStyle w:val="BodyText"/>
-      </w:pPr>
-      <w:r>
-        <w:t xml:space="preserve">ALEKSEY: Ирина Сергеевна, спасибо, что пришли. Я заказал вам американо, но…</w:t>
-      </w:r>
-    </w:p>
-    <w:p>
-      <w:pPr>
-        <w:pStyle w:val="BodyText"/>
-      </w:pPr>
-      <w:r>
-        <w:t xml:space="preserve">IRINA: Вы угадывали. Аудиторы не любят, когда угадывают. Ничего, выпьете два.</w:t>
-      </w:r>
-    </w:p>
-    <w:p>
-      <w:pPr>
-        <w:pStyle w:val="BodyText"/>
-      </w:pPr>
-      <w:r>
-        <w:t xml:space="preserve">ALEKSEY: Выпью. Два года назад вы проверяли наш офис. Помните?</w:t>
-      </w:r>
-    </w:p>
-    <w:p>
-      <w:pPr>
-        <w:pStyle w:val="BodyText"/>
-      </w:pPr>
-      <w:r>
-        <w:t xml:space="preserve">IRINA: Помню. «Хельвемед Рус», расходы на представительство. Ваши отчёты были единственные чистые.</w:t>
-      </w:r>
-    </w:p>
-    <w:p>
-      <w:pPr>
-        <w:pStyle w:val="BodyText"/>
-      </w:pPr>
-      <w:r>
-        <w:t xml:space="preserve">ALEKSEY: Поэтому я вам и позвонил.</w:t>
-      </w:r>
-    </w:p>
-    <w:p>
-      <w:pPr>
-        <w:pStyle w:val="BodyText"/>
-      </w:pPr>
-      <w:r>
-        <w:t xml:space="preserve">IRINA: Вы сказали по телефону: «деловое предложение». У меня сорок минут. В девять у меня клиент.</w:t>
-      </w:r>
-    </w:p>
-    <w:p>
-      <w:pPr>
-        <w:pStyle w:val="BodyText"/>
-      </w:pPr>
-      <w:r>
-        <w:t xml:space="preserve">ALEKSEY: Хватит тридцати. Давайте по делу.</w:t>
-      </w:r>
-    </w:p>
-    <w:p>
-      <w:pPr>
-        <w:pStyle w:val="BodyText"/>
-      </w:pPr>
-      <w:r>
-        <w:t xml:space="preserve">IRINA: Давайте. Только сначала один вопрос. Где документ?</w:t>
-      </w:r>
-    </w:p>
-    <w:p>
-      <w:pPr>
-        <w:pStyle w:val="BodyText"/>
-      </w:pPr>
-      <w:r>
-        <w:t xml:space="preserve">ALEKSEY: Какой документ?</w:t>
+        <w:t xml:space="preserve">BARISTA: Доброе утро! Что вам предложить? У нас сегодня свежие круассаны.</w:t>
+      </w:r>
+    </w:p>
+    <w:p>
+      <w:pPr>
+        <w:pStyle w:val="BodyText"/>
+      </w:pPr>
+      <w:r>
+        <w:t xml:space="preserve">ALEKSEY: Американо, пожалуйста. И ещё один для девушки, которая придёт ровно в восемь.</w:t>
+      </w:r>
+    </w:p>
+    <w:p>
+      <w:pPr>
+        <w:pStyle w:val="BodyText"/>
+      </w:pPr>
+      <w:r>
+        <w:t xml:space="preserve">BARISTA: Ровно в восемь? Так никто не приходит, поверьте моему опыту.</w:t>
+      </w:r>
+    </w:p>
+    <w:p>
+      <w:pPr>
+        <w:pStyle w:val="BodyText"/>
+      </w:pPr>
+      <w:r>
+        <w:t xml:space="preserve">ALEKSEY: А она приходит, потому что она аудитор.</w:t>
+      </w:r>
+    </w:p>
+    <w:p>
+      <w:pPr>
+        <w:pStyle w:val="BodyText"/>
+      </w:pPr>
+      <w:r>
+        <w:t xml:space="preserve">IRINA: Доброе утро, Алексей Николаевич. Восемь ноль-ноль. Мне капучино, пожалуйста, без сахара.</w:t>
+      </w:r>
+    </w:p>
+    <w:p>
+      <w:pPr>
+        <w:pStyle w:val="BodyText"/>
+      </w:pPr>
+      <w:r>
+        <w:t xml:space="preserve">BARISTA: Ого, действительно ровно в восемь. Капучино сейчас будет.</w:t>
+      </w:r>
+    </w:p>
+    <w:p>
+      <w:pPr>
+        <w:pStyle w:val="BodyText"/>
+      </w:pPr>
+      <w:r>
+        <w:t xml:space="preserve">ALEKSEY: Ирина Сергеевна, спасибо, что пришли. Я уже заказал вам американо, но…</w:t>
+      </w:r>
+    </w:p>
+    <w:p>
+      <w:pPr>
+        <w:pStyle w:val="BodyText"/>
+      </w:pPr>
+      <w:r>
+        <w:t xml:space="preserve">IRINA: Вы угадывали, а аудиторы не любят, когда угадывают. Ничего страшного, выпьете два.</w:t>
+      </w:r>
+    </w:p>
+    <w:p>
+      <w:pPr>
+        <w:pStyle w:val="BodyText"/>
+      </w:pPr>
+      <w:r>
+        <w:t xml:space="preserve">ALEKSEY: Выпью. Два года назад вы проверяли наш офис, вы это помните?</w:t>
+      </w:r>
+    </w:p>
+    <w:p>
+      <w:pPr>
+        <w:pStyle w:val="BodyText"/>
+      </w:pPr>
+      <w:r>
+        <w:t xml:space="preserve">IRINA: Помню. «Хельвемед Рус», расходы на представительство. Ваши отчёты тогда были единственные чистые.</w:t>
+      </w:r>
+    </w:p>
+    <w:p>
+      <w:pPr>
+        <w:pStyle w:val="BodyText"/>
+      </w:pPr>
+      <w:r>
+        <w:t xml:space="preserve">ALEKSEY: Поэтому я вам и позвонил, а не кому-то другому.</w:t>
+      </w:r>
+    </w:p>
+    <w:p>
+      <w:pPr>
+        <w:pStyle w:val="BodyText"/>
+      </w:pPr>
+      <w:r>
+        <w:t xml:space="preserve">IRINA: По телефону вы сказали: «деловое предложение». У меня сорок минут, потому что в девять у меня клиент.</w:t>
+      </w:r>
+    </w:p>
+    <w:p>
+      <w:pPr>
+        <w:pStyle w:val="BodyText"/>
+      </w:pPr>
+      <w:r>
+        <w:t xml:space="preserve">ALEKSEY: Думаю, нам хватит тридцати минут. Давайте по делу.</w:t>
+      </w:r>
+    </w:p>
+    <w:p>
+      <w:pPr>
+        <w:pStyle w:val="BodyText"/>
+      </w:pPr>
+      <w:r>
+        <w:t xml:space="preserve">IRINA: Давайте. Только сначала у меня один вопрос. Где документ?</w:t>
+      </w:r>
+    </w:p>
+    <w:p>
+      <w:pPr>
+        <w:pStyle w:val="BodyText"/>
+      </w:pPr>
+      <w:r>
+        <w:t xml:space="preserve">ALEKSEY: Какой документ вы имеете в виду?</w:t>
       </w:r>
     </w:p>
     <w:bookmarkEnd w:id="21"/>
@@ -379,143 +379,143 @@
         <w:pStyle w:val="FirstParagraph"/>
       </w:pPr>
       <w:r>
-        <w:t xml:space="preserve">IRINA: Бизнес-план. Таблица. Хоть что-нибудь на бумаге.</w:t>
-      </w:r>
-    </w:p>
-    <w:p>
-      <w:pPr>
-        <w:pStyle w:val="BodyText"/>
-      </w:pPr>
-      <w:r>
-        <w:t xml:space="preserve">ALEKSEY: Есть салфетка. Я вчера вечером считал.</w:t>
-      </w:r>
-    </w:p>
-    <w:p>
-      <w:pPr>
-        <w:pStyle w:val="BodyText"/>
-      </w:pPr>
-      <w:r>
-        <w:t xml:space="preserve">IRINA: Салфетка. Хорошо. Читайте.</w:t>
-      </w:r>
-    </w:p>
-    <w:p>
-      <w:pPr>
-        <w:pStyle w:val="BodyText"/>
-      </w:pPr>
-      <w:r>
-        <w:t xml:space="preserve">ALEKSEY: Я хочу открыть компанию. Привозить корейские филлеры, регистрировать их в России и продавать только врачам. С обучением, с номерами партий, без салонов и без наличных. Вот и всё.</w:t>
-      </w:r>
-    </w:p>
-    <w:p>
-      <w:pPr>
-        <w:pStyle w:val="BodyText"/>
-      </w:pPr>
-      <w:r>
-        <w:t xml:space="preserve">IRINA: Почему корейские?</w:t>
-      </w:r>
-    </w:p>
-    <w:p>
-      <w:pPr>
-        <w:pStyle w:val="BodyText"/>
-      </w:pPr>
-      <w:r>
-        <w:t xml:space="preserve">ALEKSEY: Качество как у европейских, цена ниже. Но в Россию их сейчас везут серо, без регистрации. Врачи жалуются, пациентки страдают. Я слышу это каждую неделю. Рынок есть, честного продавца нет.</w:t>
-      </w:r>
-    </w:p>
-    <w:p>
-      <w:pPr>
-        <w:pStyle w:val="BodyText"/>
-      </w:pPr>
-      <w:r>
-        <w:t xml:space="preserve">IRINA: Цифры. Закупка?</w:t>
-      </w:r>
-    </w:p>
-    <w:p>
-      <w:pPr>
-        <w:pStyle w:val="BodyText"/>
-      </w:pPr>
-      <w:r>
-        <w:t xml:space="preserve">ALEKSEY: Примерно две с половиной тысячи рублей за шприц. У производителя, на заводе.</w:t>
-      </w:r>
-    </w:p>
-    <w:p>
-      <w:pPr>
-        <w:pStyle w:val="BodyText"/>
-      </w:pPr>
-      <w:r>
-        <w:t xml:space="preserve">IRINA: Продажа врачу?</w:t>
-      </w:r>
-    </w:p>
-    <w:p>
-      <w:pPr>
-        <w:pStyle w:val="BodyText"/>
-      </w:pPr>
-      <w:r>
-        <w:t xml:space="preserve">ALEKSEY: Девять тысяч. Европейские стоят пятнадцать-восемнадцать.</w:t>
-      </w:r>
-    </w:p>
-    <w:p>
-      <w:pPr>
-        <w:pStyle w:val="BodyText"/>
-      </w:pPr>
-      <w:r>
-        <w:t xml:space="preserve">IRINA: Девять минус два с половиной — шесть с половиной. Вы радуетесь. Я вижу по лицу.</w:t>
-      </w:r>
-    </w:p>
-    <w:p>
-      <w:pPr>
-        <w:pStyle w:val="BodyText"/>
-      </w:pPr>
-      <w:r>
-        <w:t xml:space="preserve">ALEKSEY: А что, плохая маржа?</w:t>
-      </w:r>
-    </w:p>
-    <w:p>
-      <w:pPr>
-        <w:pStyle w:val="BodyText"/>
-      </w:pPr>
-      <w:r>
-        <w:t xml:space="preserve">IRINA: Это не маржа. Это мечта. Где таможня, пошлина, налоги, доставка, склад, зарплаты, обучение?</w:t>
-      </w:r>
-    </w:p>
-    <w:p>
-      <w:pPr>
-        <w:pStyle w:val="BodyText"/>
-      </w:pPr>
-      <w:r>
-        <w:t xml:space="preserve">ALEKSEY: На обратной стороне салфетки.</w:t>
-      </w:r>
-    </w:p>
-    <w:p>
-      <w:pPr>
-        <w:pStyle w:val="BodyText"/>
-      </w:pPr>
-      <w:r>
-        <w:t xml:space="preserve">IRINA: Переверните. Так. Таможня есть, склад есть. Регистрации нет. Сколько стоит регистрация?</w:t>
-      </w:r>
-    </w:p>
-    <w:p>
-      <w:pPr>
-        <w:pStyle w:val="BodyText"/>
-      </w:pPr>
-      <w:r>
-        <w:t xml:space="preserve">ALEKSEY: Не знаю точно. Несколько миллионов. Испытания, переводы, экспертиза.</w:t>
-      </w:r>
-    </w:p>
-    <w:p>
-      <w:pPr>
-        <w:pStyle w:val="BodyText"/>
-      </w:pPr>
-      <w:r>
-        <w:t xml:space="preserve">IRINA: Сколько времени?</w:t>
-      </w:r>
-    </w:p>
-    <w:p>
-      <w:pPr>
-        <w:pStyle w:val="BodyText"/>
-      </w:pPr>
-      <w:r>
-        <w:t xml:space="preserve">ALEKSEY: Говорят, год-полтора.</w:t>
+        <w:t xml:space="preserve">IRINA: Бизнес-план, таблица, хоть что-нибудь на бумаге, что можно прочитать и проверить.</w:t>
+      </w:r>
+    </w:p>
+    <w:p>
+      <w:pPr>
+        <w:pStyle w:val="BodyText"/>
+      </w:pPr>
+      <w:r>
+        <w:t xml:space="preserve">ALEKSEY: У меня есть салфетка. Я вчера вечером считал прямо в кафе.</w:t>
+      </w:r>
+    </w:p>
+    <w:p>
+      <w:pPr>
+        <w:pStyle w:val="BodyText"/>
+      </w:pPr>
+      <w:r>
+        <w:t xml:space="preserve">IRINA: Салфетка. Ну хорошо, пусть будет салфетка. Читайте вслух.</w:t>
+      </w:r>
+    </w:p>
+    <w:p>
+      <w:pPr>
+        <w:pStyle w:val="BodyText"/>
+      </w:pPr>
+      <w:r>
+        <w:t xml:space="preserve">ALEKSEY: Я хочу открыть компанию. Привозить корейские филлеры, регистрировать их в России и продавать только врачам. С обучением, с номерами партий, без салонов и без наличных. Вот и всё, что я хочу сделать.</w:t>
+      </w:r>
+    </w:p>
+    <w:p>
+      <w:pPr>
+        <w:pStyle w:val="BodyText"/>
+      </w:pPr>
+      <w:r>
+        <w:t xml:space="preserve">IRINA: Хорошо. А почему именно корейские?</w:t>
+      </w:r>
+    </w:p>
+    <w:p>
+      <w:pPr>
+        <w:pStyle w:val="BodyText"/>
+      </w:pPr>
+      <w:r>
+        <w:t xml:space="preserve">ALEKSEY: Качество как у европейских, а цена ниже. Но в Россию их сейчас везут серо, без регистрации. Врачи жалуются, пациентки страдают, и я слышу это каждую неделю. Рынок есть, а честного продавца нет.</w:t>
+      </w:r>
+    </w:p>
+    <w:p>
+      <w:pPr>
+        <w:pStyle w:val="BodyText"/>
+      </w:pPr>
+      <w:r>
+        <w:t xml:space="preserve">IRINA: Теперь цифры. Сколько стоит закупка?</w:t>
+      </w:r>
+    </w:p>
+    <w:p>
+      <w:pPr>
+        <w:pStyle w:val="BodyText"/>
+      </w:pPr>
+      <w:r>
+        <w:t xml:space="preserve">ALEKSEY: Примерно две с половиной тысячи рублей за шприц, если покупать у производителя, прямо на заводе.</w:t>
+      </w:r>
+    </w:p>
+    <w:p>
+      <w:pPr>
+        <w:pStyle w:val="BodyText"/>
+      </w:pPr>
+      <w:r>
+        <w:t xml:space="preserve">IRINA: А за сколько вы будете продавать врачу?</w:t>
+      </w:r>
+    </w:p>
+    <w:p>
+      <w:pPr>
+        <w:pStyle w:val="BodyText"/>
+      </w:pPr>
+      <w:r>
+        <w:t xml:space="preserve">ALEKSEY: За девять тысяч. Для сравнения, европейские стоят пятнадцать-восемнадцать.</w:t>
+      </w:r>
+    </w:p>
+    <w:p>
+      <w:pPr>
+        <w:pStyle w:val="BodyText"/>
+      </w:pPr>
+      <w:r>
+        <w:t xml:space="preserve">IRINA: Девять минус два с половиной — шесть с половиной. И вы радуетесь, я вижу это по лицу.</w:t>
+      </w:r>
+    </w:p>
+    <w:p>
+      <w:pPr>
+        <w:pStyle w:val="BodyText"/>
+      </w:pPr>
+      <w:r>
+        <w:t xml:space="preserve">ALEKSEY: А что, разве это плохая маржа?</w:t>
+      </w:r>
+    </w:p>
+    <w:p>
+      <w:pPr>
+        <w:pStyle w:val="BodyText"/>
+      </w:pPr>
+      <w:r>
+        <w:t xml:space="preserve">IRINA: Это не маржа. Это мечта. Где здесь таможня, пошлина, налоги, доставка, склад, зарплаты и обучение?</w:t>
+      </w:r>
+    </w:p>
+    <w:p>
+      <w:pPr>
+        <w:pStyle w:val="BodyText"/>
+      </w:pPr>
+      <w:r>
+        <w:t xml:space="preserve">ALEKSEY: Всё это на обратной стороне салфетки, честное слово.</w:t>
+      </w:r>
+    </w:p>
+    <w:p>
+      <w:pPr>
+        <w:pStyle w:val="BodyText"/>
+      </w:pPr>
+      <w:r>
+        <w:t xml:space="preserve">IRINA: Переверните. Так, таможня есть, склад есть, а регистрации нет. Сколько стоит регистрация?</w:t>
+      </w:r>
+    </w:p>
+    <w:p>
+      <w:pPr>
+        <w:pStyle w:val="BodyText"/>
+      </w:pPr>
+      <w:r>
+        <w:t xml:space="preserve">ALEKSEY: Точно не знаю, но несколько миллионов. Там испытания, переводы, экспертиза.</w:t>
+      </w:r>
+    </w:p>
+    <w:p>
+      <w:pPr>
+        <w:pStyle w:val="BodyText"/>
+      </w:pPr>
+      <w:r>
+        <w:t xml:space="preserve">IRINA: А сколько времени займёт регистрация, если считать от первого документа?</w:t>
+      </w:r>
+    </w:p>
+    <w:p>
+      <w:pPr>
+        <w:pStyle w:val="BodyText"/>
+      </w:pPr>
+      <w:r>
+        <w:t xml:space="preserve">ALEKSEY: Говорят, что год-полтора, если всё пойдёт нормально.</w:t>
       </w:r>
     </w:p>
     <w:p>
@@ -531,127 +531,127 @@
         <w:pStyle w:val="BodyText"/>
       </w:pPr>
       <w:r>
-        <w:t xml:space="preserve">ALEKSEY: Кассовый разрыв. Когда деньги ушли, а ещё не пришли.</w:t>
-      </w:r>
-    </w:p>
-    <w:p>
-      <w:pPr>
-        <w:pStyle w:val="BodyText"/>
-      </w:pPr>
-      <w:r>
-        <w:t xml:space="preserve">IRINA: Именно. Сколько у вас денег?</w:t>
-      </w:r>
-    </w:p>
-    <w:p>
-      <w:pPr>
-        <w:pStyle w:val="BodyText"/>
-      </w:pPr>
-      <w:r>
-        <w:t xml:space="preserve">ALEKSEY: Три миллиона накоплений. И квартира. Можно взять кредит под залог.</w:t>
-      </w:r>
-    </w:p>
-    <w:p>
-      <w:pPr>
-        <w:pStyle w:val="BodyText"/>
-      </w:pPr>
-      <w:r>
-        <w:t xml:space="preserve">IRINA: Квартира — это не деньги. Это крыша. Вы готовы её потерять?</w:t>
-      </w:r>
-    </w:p>
-    <w:p>
-      <w:pPr>
-        <w:pStyle w:val="BodyText"/>
-      </w:pPr>
-      <w:r>
-        <w:t xml:space="preserve">ALEKSEY: Готов рискнуть. Это не то же самое.</w:t>
-      </w:r>
-    </w:p>
-    <w:p>
-      <w:pPr>
-        <w:pStyle w:val="BodyText"/>
-      </w:pPr>
-      <w:r>
-        <w:t xml:space="preserve">IRINA: Для банка — то же самое. Кто ещё в компании?</w:t>
-      </w:r>
-    </w:p>
-    <w:p>
-      <w:pPr>
-        <w:pStyle w:val="BodyText"/>
-      </w:pPr>
-      <w:r>
-        <w:t xml:space="preserve">ALEKSEY: Пока я. И вы, если согласитесь.</w:t>
-      </w:r>
-    </w:p>
-    <w:p>
-      <w:pPr>
-        <w:pStyle w:val="BodyText"/>
-      </w:pPr>
-      <w:r>
-        <w:t xml:space="preserve">IRINA: Я? Зачем вам аудитор?</w:t>
-      </w:r>
-    </w:p>
-    <w:p>
-      <w:pPr>
-        <w:pStyle w:val="BodyText"/>
-      </w:pPr>
-      <w:r>
-        <w:t xml:space="preserve">ALEKSEY: Я умею продавать, а вы умеете считать. И не боитесь сказать правду.</w:t>
-      </w:r>
-    </w:p>
-    <w:p>
-      <w:pPr>
-        <w:pStyle w:val="BodyText"/>
-      </w:pPr>
-      <w:r>
-        <w:t xml:space="preserve">IRINA: Это не комплимент. Это описание. Что вы предлагаете конкретно?</w:t>
-      </w:r>
-    </w:p>
-    <w:p>
-      <w:pPr>
-        <w:pStyle w:val="BodyText"/>
-      </w:pPr>
-      <w:r>
-        <w:t xml:space="preserve">ALEKSEY: Финансы, таможня, договоры. Всё, где нужен документ. И долю в компании.</w:t>
-      </w:r>
-    </w:p>
-    <w:p>
-      <w:pPr>
-        <w:pStyle w:val="BodyText"/>
-      </w:pPr>
-      <w:r>
-        <w:t xml:space="preserve">IRINA: Какую долю?</w:t>
-      </w:r>
-    </w:p>
-    <w:p>
-      <w:pPr>
-        <w:pStyle w:val="BodyText"/>
-      </w:pPr>
-      <w:r>
-        <w:t xml:space="preserve">ALEKSEY: Обсудим. Сначала скажите, интересно ли вам вообще.</w:t>
-      </w:r>
-    </w:p>
-    <w:p>
-      <w:pPr>
-        <w:pStyle w:val="BodyText"/>
-      </w:pPr>
-      <w:r>
-        <w:t xml:space="preserve">IRINA: Уйти из аудита, где через год я стану менеджером, в компанию из салфетки?</w:t>
-      </w:r>
-    </w:p>
-    <w:p>
-      <w:pPr>
-        <w:pStyle w:val="BodyText"/>
-      </w:pPr>
-      <w:r>
-        <w:t xml:space="preserve">ALEKSEY: Да. Именно так.</w:t>
-      </w:r>
-    </w:p>
-    <w:p>
-      <w:pPr>
-        <w:pStyle w:val="BodyText"/>
-      </w:pPr>
-      <w:r>
-        <w:t xml:space="preserve">IRINA: Хороший вопрос. Честный. Мне нужно десять минут, чтобы ответить. И ещё один капучино.</w:t>
+        <w:t xml:space="preserve">ALEKSEY: Кассовый разрыв — это когда деньги уже ушли, а новые ещё не пришли.</w:t>
+      </w:r>
+    </w:p>
+    <w:p>
+      <w:pPr>
+        <w:pStyle w:val="BodyText"/>
+      </w:pPr>
+      <w:r>
+        <w:t xml:space="preserve">IRINA: Именно так. А сколько у вас сейчас денег?</w:t>
+      </w:r>
+    </w:p>
+    <w:p>
+      <w:pPr>
+        <w:pStyle w:val="BodyText"/>
+      </w:pPr>
+      <w:r>
+        <w:t xml:space="preserve">ALEKSEY: Три миллиона накоплений, и ещё есть квартира. Можно взять кредит под залог.</w:t>
+      </w:r>
+    </w:p>
+    <w:p>
+      <w:pPr>
+        <w:pStyle w:val="BodyText"/>
+      </w:pPr>
+      <w:r>
+        <w:t xml:space="preserve">IRINA: Квартира — это не деньги, а крыша над головой. Вы готовы её потерять?</w:t>
+      </w:r>
+    </w:p>
+    <w:p>
+      <w:pPr>
+        <w:pStyle w:val="BodyText"/>
+      </w:pPr>
+      <w:r>
+        <w:t xml:space="preserve">ALEKSEY: Я готов рискнуть, а это не то же самое, что потерять.</w:t>
+      </w:r>
+    </w:p>
+    <w:p>
+      <w:pPr>
+        <w:pStyle w:val="BodyText"/>
+      </w:pPr>
+      <w:r>
+        <w:t xml:space="preserve">IRINA: Для банка это то же самое. А кто ещё будет в компании?</w:t>
+      </w:r>
+    </w:p>
+    <w:p>
+      <w:pPr>
+        <w:pStyle w:val="BodyText"/>
+      </w:pPr>
+      <w:r>
+        <w:t xml:space="preserve">ALEKSEY: Пока только я один. И вы, если согласитесь, конечно, и если вам это интересно.</w:t>
+      </w:r>
+    </w:p>
+    <w:p>
+      <w:pPr>
+        <w:pStyle w:val="BodyText"/>
+      </w:pPr>
+      <w:r>
+        <w:t xml:space="preserve">IRINA: Я? А зачем вам аудитор, если вы ещё ничего не продаёте?</w:t>
+      </w:r>
+    </w:p>
+    <w:p>
+      <w:pPr>
+        <w:pStyle w:val="BodyText"/>
+      </w:pPr>
+      <w:r>
+        <w:t xml:space="preserve">ALEKSEY: Я умею продавать, а вы умеете считать. И вы не боитесь сказать правду.</w:t>
+      </w:r>
+    </w:p>
+    <w:p>
+      <w:pPr>
+        <w:pStyle w:val="BodyText"/>
+      </w:pPr>
+      <w:r>
+        <w:t xml:space="preserve">IRINA: Это не комплимент, а просто описание. Что вы предлагаете конкретно?</w:t>
+      </w:r>
+    </w:p>
+    <w:p>
+      <w:pPr>
+        <w:pStyle w:val="BodyText"/>
+      </w:pPr>
+      <w:r>
+        <w:t xml:space="preserve">ALEKSEY: Финансы, таможню, договоры, то есть всё, где нужен документ. И долю в компании.</w:t>
+      </w:r>
+    </w:p>
+    <w:p>
+      <w:pPr>
+        <w:pStyle w:val="BodyText"/>
+      </w:pPr>
+      <w:r>
+        <w:t xml:space="preserve">IRINA: А какую именно долю вы предлагаете?</w:t>
+      </w:r>
+    </w:p>
+    <w:p>
+      <w:pPr>
+        <w:pStyle w:val="BodyText"/>
+      </w:pPr>
+      <w:r>
+        <w:t xml:space="preserve">ALEKSEY: Это мы обсудим. Сначала скажите, интересно ли вам это вообще.</w:t>
+      </w:r>
+    </w:p>
+    <w:p>
+      <w:pPr>
+        <w:pStyle w:val="BodyText"/>
+      </w:pPr>
+      <w:r>
+        <w:t xml:space="preserve">IRINA: То есть уйти из аудита, где через год я стану менеджером, в компанию из салфетки?</w:t>
+      </w:r>
+    </w:p>
+    <w:p>
+      <w:pPr>
+        <w:pStyle w:val="BodyText"/>
+      </w:pPr>
+      <w:r>
+        <w:t xml:space="preserve">ALEKSEY: Да, именно так. Я понимаю, как это звучит.</w:t>
+      </w:r>
+    </w:p>
+    <w:p>
+      <w:pPr>
+        <w:pStyle w:val="BodyText"/>
+      </w:pPr>
+      <w:r>
+        <w:t xml:space="preserve">IRINA: Хороший вопрос, честный. Мне нужно десять минут, чтобы ответить, и ещё один капучино.</w:t>
       </w:r>
     </w:p>
     <w:bookmarkEnd w:id="22"/>
@@ -669,7 +669,7 @@
         <w:pStyle w:val="FirstParagraph"/>
       </w:pPr>
       <w:r>
-        <w:t xml:space="preserve">BARISTA: Ваш капучино. Без сахара. Американо остывает, кстати.</w:t>
+        <w:t xml:space="preserve">BARISTA: Ваш капучино, без сахара. А американо, кстати, уже остывает.</w:t>
       </w:r>
     </w:p>
     <w:p>
@@ -685,223 +685,223 @@
         <w:pStyle w:val="BodyText"/>
       </w:pPr>
       <w:r>
-        <w:t xml:space="preserve">ALEKSEY: Нет. Расскажите.</w:t>
-      </w:r>
-    </w:p>
-    <w:p>
-      <w:pPr>
-        <w:pStyle w:val="BodyText"/>
-      </w:pPr>
-      <w:r>
-        <w:t xml:space="preserve">IRINA: У моего отца был магазин в Рязани. Стройматериалы. Он платил людям в конвертах, наличными, и покупал товар без накладных. Так было дешевле. Все вокруг так делали.</w:t>
-      </w:r>
-    </w:p>
-    <w:p>
-      <w:pPr>
-        <w:pStyle w:val="BodyText"/>
-      </w:pPr>
-      <w:r>
-        <w:t xml:space="preserve">ALEKSEY: Девяностые и нулевые. Все так делали.</w:t>
-      </w:r>
-    </w:p>
-    <w:p>
-      <w:pPr>
-        <w:pStyle w:val="BodyText"/>
-      </w:pPr>
-      <w:r>
-        <w:t xml:space="preserve">IRINA: Все. Потом пришла налоговая. Штрафы, суд. Магазин закрыли. Папа два года не вставал с дивана. Мне было пятнадцать, и я поняла: деньги без документа — это бомба.</w:t>
-      </w:r>
-    </w:p>
-    <w:p>
-      <w:pPr>
-        <w:pStyle w:val="BodyText"/>
-      </w:pPr>
-      <w:r>
-        <w:t xml:space="preserve">ALEKSEY: Поэтому «Где документ?».</w:t>
-      </w:r>
-    </w:p>
-    <w:p>
-      <w:pPr>
-        <w:pStyle w:val="BodyText"/>
-      </w:pPr>
-      <w:r>
-        <w:t xml:space="preserve">IRINA: Поэтому. Я пошла на экономический, потом в аудит. Восемь лет ищу бомбы в чужих компаниях.</w:t>
-      </w:r>
-    </w:p>
-    <w:p>
-      <w:pPr>
-        <w:pStyle w:val="BodyText"/>
-      </w:pPr>
-      <w:r>
-        <w:t xml:space="preserve">ALEKSEY: И находите?</w:t>
-      </w:r>
-    </w:p>
-    <w:p>
-      <w:pPr>
-        <w:pStyle w:val="BodyText"/>
-      </w:pPr>
-      <w:r>
-        <w:t xml:space="preserve">IRINA: Всегда. Конверты, фирмы-однодневки, «образовательные поездки». У вас в «Хельвемеде» тоже нашла.</w:t>
-      </w:r>
-    </w:p>
-    <w:p>
-      <w:pPr>
-        <w:pStyle w:val="BodyText"/>
-      </w:pPr>
-      <w:r>
-        <w:t xml:space="preserve">ALEKSEY: Сочи?</w:t>
-      </w:r>
-    </w:p>
-    <w:p>
-      <w:pPr>
-        <w:pStyle w:val="BodyText"/>
-      </w:pPr>
-      <w:r>
-        <w:t xml:space="preserve">IRINA: Сочи тогда не было. Было похожее. Я написала в отчёте. Отчёт положили в стол.</w:t>
-      </w:r>
-    </w:p>
-    <w:p>
-      <w:pPr>
-        <w:pStyle w:val="BodyText"/>
-      </w:pPr>
-      <w:r>
-        <w:t xml:space="preserve">ALEKSEY: Знакомо. Мой Сочи тоже хотели положить в стол.</w:t>
-      </w:r>
-    </w:p>
-    <w:p>
-      <w:pPr>
-        <w:pStyle w:val="BodyText"/>
-      </w:pPr>
-      <w:r>
-        <w:t xml:space="preserve">IRINA: Вы ушли из-за Сочи? Мне Катя Смирнова сказала. Мы учились вместе.</w:t>
-      </w:r>
-    </w:p>
-    <w:p>
-      <w:pPr>
-        <w:pStyle w:val="BodyText"/>
-      </w:pPr>
-      <w:r>
-        <w:t xml:space="preserve">ALEKSEY: Москва — маленький город.</w:t>
-      </w:r>
-    </w:p>
-    <w:p>
-      <w:pPr>
-        <w:pStyle w:val="BodyText"/>
-      </w:pPr>
-      <w:r>
-        <w:t xml:space="preserve">IRINA: Москва — двенадцать миллионов человек, и все знают друг друга через одного. Так из-за Сочи?</w:t>
-      </w:r>
-    </w:p>
-    <w:p>
-      <w:pPr>
-        <w:pStyle w:val="BodyText"/>
-      </w:pPr>
-      <w:r>
-        <w:t xml:space="preserve">ALEKSEY: Да. Не хочу платить врачам за рецепты. Ни морем, ни конвертом.</w:t>
-      </w:r>
-    </w:p>
-    <w:p>
-      <w:pPr>
-        <w:pStyle w:val="BodyText"/>
-      </w:pPr>
-      <w:r>
-        <w:t xml:space="preserve">IRINA: Тогда первое условие. В нашей компании никаких наличных. Никогда. Только безнал. Даже если клиент просит скидку за наличные, даже если это наш самый большой клиент.</w:t>
-      </w:r>
-    </w:p>
-    <w:p>
-      <w:pPr>
-        <w:pStyle w:val="BodyText"/>
-      </w:pPr>
-      <w:r>
-        <w:t xml:space="preserve">ALEKSEY: Согласен.</w:t>
-      </w:r>
-    </w:p>
-    <w:p>
-      <w:pPr>
-        <w:pStyle w:val="BodyText"/>
-      </w:pPr>
-      <w:r>
-        <w:t xml:space="preserve">IRINA: Не соглашайтесь так быстро. Клиенты будут просить. Врачи привыкли. Салоны привыкли. Вы потеряете деньги.</w:t>
-      </w:r>
-    </w:p>
-    <w:p>
-      <w:pPr>
-        <w:pStyle w:val="BodyText"/>
-      </w:pPr>
-      <w:r>
-        <w:t xml:space="preserve">ALEKSEY: Моя бабушка мне это уже сказала. Про правила и деньги.</w:t>
-      </w:r>
-    </w:p>
-    <w:p>
-      <w:pPr>
-        <w:pStyle w:val="BodyText"/>
-      </w:pPr>
-      <w:r>
-        <w:t xml:space="preserve">IRINA: Умная бабушка. Второе условие. Все платежи подписываю я. Вы продаёте, я плачу.</w:t>
-      </w:r>
-    </w:p>
-    <w:p>
-      <w:pPr>
-        <w:pStyle w:val="BodyText"/>
-      </w:pPr>
-      <w:r>
-        <w:t xml:space="preserve">ALEKSEY: А если я не согласен с платежом?</w:t>
-      </w:r>
-    </w:p>
-    <w:p>
-      <w:pPr>
-        <w:pStyle w:val="BodyText"/>
-      </w:pPr>
-      <w:r>
-        <w:t xml:space="preserve">IRINA: Спорим. Но подписываю я. Если не доверяете — не берите меня.</w:t>
-      </w:r>
-    </w:p>
-    <w:p>
-      <w:pPr>
-        <w:pStyle w:val="BodyText"/>
-      </w:pPr>
-      <w:r>
-        <w:t xml:space="preserve">ALEKSEY: Доверяю. Поэтому и звонил.</w:t>
-      </w:r>
-    </w:p>
-    <w:p>
-      <w:pPr>
-        <w:pStyle w:val="BodyText"/>
-      </w:pPr>
-      <w:r>
-        <w:t xml:space="preserve">IRINA: Третье условие. Самое важное. Без человека, который знает регистрацию, я не приду.</w:t>
-      </w:r>
-    </w:p>
-    <w:p>
-      <w:pPr>
-        <w:pStyle w:val="BodyText"/>
-      </w:pPr>
-      <w:r>
-        <w:t xml:space="preserve">ALEKSEY: Я думал искать через агентство.</w:t>
-      </w:r>
-    </w:p>
-    <w:p>
-      <w:pPr>
-        <w:pStyle w:val="BodyText"/>
-      </w:pPr>
-      <w:r>
-        <w:t xml:space="preserve">IRINA: Агентства берут деньги и пишут красивые письма. Вам нужен человек, который двадцать лет регистрирует лекарства, знает каждого эксперта и знает вопросы эксперта ещё до того, как он их задаст.</w:t>
-      </w:r>
-    </w:p>
-    <w:p>
-      <w:pPr>
-        <w:pStyle w:val="BodyText"/>
-      </w:pPr>
-      <w:r>
-        <w:t xml:space="preserve">ALEKSEY: Вы знаете такого человека?</w:t>
-      </w:r>
-    </w:p>
-    <w:p>
-      <w:pPr>
-        <w:pStyle w:val="BodyText"/>
-      </w:pPr>
-      <w:r>
-        <w:t xml:space="preserve">IRINA: Знаю. Ольга Петровна Миронова. Она меня терпеть не может.</w:t>
+        <w:t xml:space="preserve">ALEKSEY: Нет, не знаю. Расскажите, мне правда интересно.</w:t>
+      </w:r>
+    </w:p>
+    <w:p>
+      <w:pPr>
+        <w:pStyle w:val="BodyText"/>
+      </w:pPr>
+      <w:r>
+        <w:t xml:space="preserve">IRINA: У моего отца был магазин стройматериалов в Рязани. Он платил людям в конвертах, наличными, и покупал товар без накладных, потому что так было дешевле. Все вокруг так делали, и он не видел в этом ничего страшного.</w:t>
+      </w:r>
+    </w:p>
+    <w:p>
+      <w:pPr>
+        <w:pStyle w:val="BodyText"/>
+      </w:pPr>
+      <w:r>
+        <w:t xml:space="preserve">ALEKSEY: Девяностые и нулевые. Тогда действительно все так делали.</w:t>
+      </w:r>
+    </w:p>
+    <w:p>
+      <w:pPr>
+        <w:pStyle w:val="BodyText"/>
+      </w:pPr>
+      <w:r>
+        <w:t xml:space="preserve">IRINA: Все. А потом пришла налоговая: штрафы, суд, и магазин закрыли. Папа два года не вставал с дивана и почти ни с кем не разговаривал. Мне было пятнадцать, и я тогда поняла: деньги без документа — это бомба.</w:t>
+      </w:r>
+    </w:p>
+    <w:p>
+      <w:pPr>
+        <w:pStyle w:val="BodyText"/>
+      </w:pPr>
+      <w:r>
+        <w:t xml:space="preserve">ALEKSEY: Поэтому вы всё время спрашиваете: «Где документ?».</w:t>
+      </w:r>
+    </w:p>
+    <w:p>
+      <w:pPr>
+        <w:pStyle w:val="BodyText"/>
+      </w:pPr>
+      <w:r>
+        <w:t xml:space="preserve">IRINA: Поэтому. Я пошла на экономический, потом в аудит, и уже восемь лет ищу бомбы в чужих компаниях.</w:t>
+      </w:r>
+    </w:p>
+    <w:p>
+      <w:pPr>
+        <w:pStyle w:val="BodyText"/>
+      </w:pPr>
+      <w:r>
+        <w:t xml:space="preserve">ALEKSEY: И что, вы их действительно находите, или компании научились прятать?</w:t>
+      </w:r>
+    </w:p>
+    <w:p>
+      <w:pPr>
+        <w:pStyle w:val="BodyText"/>
+      </w:pPr>
+      <w:r>
+        <w:t xml:space="preserve">IRINA: Всегда нахожу. Конверты, фирмы-однодневки, «образовательные поездки». У вас в «Хельвемеде» я тоже нашла.</w:t>
+      </w:r>
+    </w:p>
+    <w:p>
+      <w:pPr>
+        <w:pStyle w:val="BodyText"/>
+      </w:pPr>
+      <w:r>
+        <w:t xml:space="preserve">ALEKSEY: Неужели вы тогда нашли что-то вроде нашего Сочи?</w:t>
+      </w:r>
+    </w:p>
+    <w:p>
+      <w:pPr>
+        <w:pStyle w:val="BodyText"/>
+      </w:pPr>
+      <w:r>
+        <w:t xml:space="preserve">IRINA: Сочи тогда ещё не было, но было похожее. Я написала об этом в отчёте, а отчёт положили в стол.</w:t>
+      </w:r>
+    </w:p>
+    <w:p>
+      <w:pPr>
+        <w:pStyle w:val="BodyText"/>
+      </w:pPr>
+      <w:r>
+        <w:t xml:space="preserve">ALEKSEY: Знакомо. Мой Сочи тоже хотели положить в стол и забыть.</w:t>
+      </w:r>
+    </w:p>
+    <w:p>
+      <w:pPr>
+        <w:pStyle w:val="BodyText"/>
+      </w:pPr>
+      <w:r>
+        <w:t xml:space="preserve">IRINA: Вы ушли из-за Сочи? Мне Катя Смирнова сказала, мы с ней учились вместе.</w:t>
+      </w:r>
+    </w:p>
+    <w:p>
+      <w:pPr>
+        <w:pStyle w:val="BodyText"/>
+      </w:pPr>
+      <w:r>
+        <w:t xml:space="preserve">ALEKSEY: Да, Москва — маленький город, тут ничего не скроешь.</w:t>
+      </w:r>
+    </w:p>
+    <w:p>
+      <w:pPr>
+        <w:pStyle w:val="BodyText"/>
+      </w:pPr>
+      <w:r>
+        <w:t xml:space="preserve">IRINA: Москва — это двенадцать миллионов человек, и все знают друг друга через одного. Так вы ушли из-за Сочи?</w:t>
+      </w:r>
+    </w:p>
+    <w:p>
+      <w:pPr>
+        <w:pStyle w:val="BodyText"/>
+      </w:pPr>
+      <w:r>
+        <w:t xml:space="preserve">ALEKSEY: Да. Я не хочу платить врачам за рецепты, ни морем, ни конвертом.</w:t>
+      </w:r>
+    </w:p>
+    <w:p>
+      <w:pPr>
+        <w:pStyle w:val="BodyText"/>
+      </w:pPr>
+      <w:r>
+        <w:t xml:space="preserve">IRINA: Тогда первое условие: в нашей компании никаких наличных, никогда. Только безнал. Даже если клиент просит скидку за наличные, даже если это наш самый большой клиент, мы всё равно говорим «нет».</w:t>
+      </w:r>
+    </w:p>
+    <w:p>
+      <w:pPr>
+        <w:pStyle w:val="BodyText"/>
+      </w:pPr>
+      <w:r>
+        <w:t xml:space="preserve">ALEKSEY: Согласен, без всяких сомнений.</w:t>
+      </w:r>
+    </w:p>
+    <w:p>
+      <w:pPr>
+        <w:pStyle w:val="BodyText"/>
+      </w:pPr>
+      <w:r>
+        <w:t xml:space="preserve">IRINA: Не соглашайтесь так быстро. Клиенты будут просить, потому что врачи привыкли и салоны привыкли. Вы потеряете деньги.</w:t>
+      </w:r>
+    </w:p>
+    <w:p>
+      <w:pPr>
+        <w:pStyle w:val="BodyText"/>
+      </w:pPr>
+      <w:r>
+        <w:t xml:space="preserve">ALEKSEY: Моя бабушка мне это уже сказала, про правила и про деньги.</w:t>
+      </w:r>
+    </w:p>
+    <w:p>
+      <w:pPr>
+        <w:pStyle w:val="BodyText"/>
+      </w:pPr>
+      <w:r>
+        <w:t xml:space="preserve">IRINA: Умная у вас бабушка. Второе условие: все платежи подписываю я. Вы продаёте, а я плачу.</w:t>
+      </w:r>
+    </w:p>
+    <w:p>
+      <w:pPr>
+        <w:pStyle w:val="BodyText"/>
+      </w:pPr>
+      <w:r>
+        <w:t xml:space="preserve">ALEKSEY: А если я не согласен с каким-то платежом?</w:t>
+      </w:r>
+    </w:p>
+    <w:p>
+      <w:pPr>
+        <w:pStyle w:val="BodyText"/>
+      </w:pPr>
+      <w:r>
+        <w:t xml:space="preserve">IRINA: Тогда мы спорим, но подписываю всё равно я. Если вы мне не доверяете, то не берите меня.</w:t>
+      </w:r>
+    </w:p>
+    <w:p>
+      <w:pPr>
+        <w:pStyle w:val="BodyText"/>
+      </w:pPr>
+      <w:r>
+        <w:t xml:space="preserve">ALEKSEY: Я доверяю, поэтому и звонил именно вам.</w:t>
+      </w:r>
+    </w:p>
+    <w:p>
+      <w:pPr>
+        <w:pStyle w:val="BodyText"/>
+      </w:pPr>
+      <w:r>
+        <w:t xml:space="preserve">IRINA: Третье условие, самое важное. Без человека, который знает регистрацию, я не приду.</w:t>
+      </w:r>
+    </w:p>
+    <w:p>
+      <w:pPr>
+        <w:pStyle w:val="BodyText"/>
+      </w:pPr>
+      <w:r>
+        <w:t xml:space="preserve">ALEKSEY: Я думал, что можно найти такого человека через агентство.</w:t>
+      </w:r>
+    </w:p>
+    <w:p>
+      <w:pPr>
+        <w:pStyle w:val="BodyText"/>
+      </w:pPr>
+      <w:r>
+        <w:t xml:space="preserve">IRINA: Агентства берут деньги и пишут красивые письма. Вам нужен человек, который двадцать лет регистрирует лекарства, знает каждого эксперта и знает вопросы эксперта ещё до того, как он их задаст. Таких людей мало, и стоят они дорого.</w:t>
+      </w:r>
+    </w:p>
+    <w:p>
+      <w:pPr>
+        <w:pStyle w:val="BodyText"/>
+      </w:pPr>
+      <w:r>
+        <w:t xml:space="preserve">ALEKSEY: А вы знаете такого человека лично?</w:t>
+      </w:r>
+    </w:p>
+    <w:p>
+      <w:pPr>
+        <w:pStyle w:val="BodyText"/>
+      </w:pPr>
+      <w:r>
+        <w:t xml:space="preserve">IRINA: Знаю. Её зовут Ольга Петровна Миронова, и она меня терпеть не может.</w:t>
       </w:r>
     </w:p>
     <w:bookmarkEnd w:id="23"/>
@@ -919,87 +919,87 @@
         <w:pStyle w:val="FirstParagraph"/>
       </w:pPr>
       <w:r>
-        <w:t xml:space="preserve">ALEKSEY: Почему она вас терпеть не может?</w:t>
-      </w:r>
-    </w:p>
-    <w:p>
-      <w:pPr>
-        <w:pStyle w:val="BodyText"/>
-      </w:pPr>
-      <w:r>
-        <w:t xml:space="preserve">IRINA: Я проверяла её фармкомпанию. Нашла ошибку в отчёте по регистрации. Её ошибку. Она три дня со мной не разговаривала. Курила на балконе и смотрела сквозь меня.</w:t>
-      </w:r>
-    </w:p>
-    <w:p>
-      <w:pPr>
-        <w:pStyle w:val="BodyText"/>
-      </w:pPr>
-      <w:r>
-        <w:t xml:space="preserve">ALEKSEY: И это хорошая рекомендация?</w:t>
-      </w:r>
-    </w:p>
-    <w:p>
-      <w:pPr>
-        <w:pStyle w:val="BodyText"/>
-      </w:pPr>
-      <w:r>
-        <w:t xml:space="preserve">IRINA: Лучшая. Через три дня она пришла и сказала: «Вы правы. Спасибо, что нашли до эксперта».</w:t>
-      </w:r>
-    </w:p>
-    <w:p>
-      <w:pPr>
-        <w:pStyle w:val="BodyText"/>
-      </w:pPr>
-      <w:r>
-        <w:t xml:space="preserve">ALEKSEY: Она где сейчас работает?</w:t>
-      </w:r>
-    </w:p>
-    <w:p>
-      <w:pPr>
-        <w:pStyle w:val="BodyText"/>
-      </w:pPr>
-      <w:r>
-        <w:t xml:space="preserve">IRINA: Там же. Двадцать лет. Её компанию купили немцы. Она говорит, что стала винтиком.</w:t>
-      </w:r>
-    </w:p>
-    <w:p>
-      <w:pPr>
-        <w:pStyle w:val="BodyText"/>
-      </w:pPr>
-      <w:r>
-        <w:t xml:space="preserve">ALEKSEY: Винтик, который знает каждого эксперта.</w:t>
-      </w:r>
-    </w:p>
-    <w:p>
-      <w:pPr>
-        <w:pStyle w:val="BodyText"/>
-      </w:pPr>
-      <w:r>
-        <w:t xml:space="preserve">IRINA: Ей сорок семь. Циник, курит на балконе. Любимая фраза: «Бумага всё стерпит, эксперт — нет».</w:t>
-      </w:r>
-    </w:p>
-    <w:p>
-      <w:pPr>
-        <w:pStyle w:val="BodyText"/>
-      </w:pPr>
-      <w:r>
-        <w:t xml:space="preserve">ALEKSEY: Мне она уже нравится.</w:t>
-      </w:r>
-    </w:p>
-    <w:p>
-      <w:pPr>
-        <w:pStyle w:val="BodyText"/>
-      </w:pPr>
-      <w:r>
-        <w:t xml:space="preserve">IRINA: Она вам не понравится. Она скажет, что ваш план — глупость, а вы — ещё один продавец с мечтой. А потом сядет, возьмёт карандаш и начнёт считать сроки.</w:t>
-      </w:r>
-    </w:p>
-    <w:p>
-      <w:pPr>
-        <w:pStyle w:val="BodyText"/>
-      </w:pPr>
-      <w:r>
-        <w:t xml:space="preserve">ALEKSEY: Как вы с моей салфеткой.</w:t>
+        <w:t xml:space="preserve">ALEKSEY: А почему она вас терпеть не может? Что между вами случилось?</w:t>
+      </w:r>
+    </w:p>
+    <w:p>
+      <w:pPr>
+        <w:pStyle w:val="BodyText"/>
+      </w:pPr>
+      <w:r>
+        <w:t xml:space="preserve">IRINA: Я проверяла её фармкомпанию и нашла ошибку в отчёте по регистрации, причём её собственную ошибку. Она три дня со мной не разговаривала, курила на балконе и смотрела сквозь меня, как будто меня нет.</w:t>
+      </w:r>
+    </w:p>
+    <w:p>
+      <w:pPr>
+        <w:pStyle w:val="BodyText"/>
+      </w:pPr>
+      <w:r>
+        <w:t xml:space="preserve">ALEKSEY: И вы считаете, что это хорошая рекомендация?</w:t>
+      </w:r>
+    </w:p>
+    <w:p>
+      <w:pPr>
+        <w:pStyle w:val="BodyText"/>
+      </w:pPr>
+      <w:r>
+        <w:t xml:space="preserve">IRINA: Лучшая. Потому что через три дня она пришла и сказала: «Вы правы. Спасибо, что нашли до эксперта».</w:t>
+      </w:r>
+    </w:p>
+    <w:p>
+      <w:pPr>
+        <w:pStyle w:val="BodyText"/>
+      </w:pPr>
+      <w:r>
+        <w:t xml:space="preserve">ALEKSEY: А где она сейчас работает? В той же компании, которую вы проверяли?</w:t>
+      </w:r>
+    </w:p>
+    <w:p>
+      <w:pPr>
+        <w:pStyle w:val="BodyText"/>
+      </w:pPr>
+      <w:r>
+        <w:t xml:space="preserve">IRINA: Там же, уже двадцать лет. Её компанию купили немцы, и она говорит, что стала винтиком.</w:t>
+      </w:r>
+    </w:p>
+    <w:p>
+      <w:pPr>
+        <w:pStyle w:val="BodyText"/>
+      </w:pPr>
+      <w:r>
+        <w:t xml:space="preserve">ALEKSEY: Винтик, который знает каждого эксперта. Это редкий винтик.</w:t>
+      </w:r>
+    </w:p>
+    <w:p>
+      <w:pPr>
+        <w:pStyle w:val="BodyText"/>
+      </w:pPr>
+      <w:r>
+        <w:t xml:space="preserve">IRINA: Ей сорок семь, она циник и курит на балконе. Любимая фраза: «Бумага всё стерпит, эксперт — нет».</w:t>
+      </w:r>
+    </w:p>
+    <w:p>
+      <w:pPr>
+        <w:pStyle w:val="BodyText"/>
+      </w:pPr>
+      <w:r>
+        <w:t xml:space="preserve">ALEKSEY: Знаете, мне она уже нравится, хотя я её ещё не видел.</w:t>
+      </w:r>
+    </w:p>
+    <w:p>
+      <w:pPr>
+        <w:pStyle w:val="BodyText"/>
+      </w:pPr>
+      <w:r>
+        <w:t xml:space="preserve">IRINA: Она вам не понравится. Она скажет, что ваш план — глупость, а вы — ещё один продавец с мечтой. А потом сядет, возьмёт карандаш и начнёт считать сроки, потому что по-другому она не умеет.</w:t>
+      </w:r>
+    </w:p>
+    <w:p>
+      <w:pPr>
+        <w:pStyle w:val="BodyText"/>
+      </w:pPr>
+      <w:r>
+        <w:t xml:space="preserve">ALEKSEY: То есть так же, как вы с моей салфеткой.</w:t>
       </w:r>
     </w:p>
     <w:p>
@@ -1015,15 +1015,15 @@
         <w:pStyle w:val="BodyText"/>
       </w:pPr>
       <w:r>
-        <w:t xml:space="preserve">ALEKSEY: Почему дороже?</w:t>
-      </w:r>
-    </w:p>
-    <w:p>
-      <w:pPr>
-        <w:pStyle w:val="BodyText"/>
-      </w:pPr>
-      <w:r>
-        <w:t xml:space="preserve">IRINA: Деньги можно занять. Месяцы — нет. Каждый месяц без регистрации — это аренда, склад и зарплаты, и всё это из вашей квартиры. Месяц нельзя вернуть в банк.</w:t>
+        <w:t xml:space="preserve">ALEKSEY: Почему же месяцы дороже денег?</w:t>
+      </w:r>
+    </w:p>
+    <w:p>
+      <w:pPr>
+        <w:pStyle w:val="BodyText"/>
+      </w:pPr>
+      <w:r>
+        <w:t xml:space="preserve">IRINA: Потому что деньги можно занять, а месяцы — нет. Каждый месяц без регистрации — это аренда, склад и зарплаты, и всё это из вашей квартиры. А месяц, в отличие от кредита, нельзя вернуть в банк.</w:t>
       </w:r>
     </w:p>
     <w:p>
@@ -1039,47 +1039,47 @@
         <w:pStyle w:val="BodyText"/>
       </w:pPr>
       <w:r>
-        <w:t xml:space="preserve">IRINA: Ответ — «да, если Ольга, и если в плане будет полтора года без выручки». Не салфетка. Таблица. С кассовым разрывом и с запасом на ошибки, потому что ошибки будут.</w:t>
-      </w:r>
-    </w:p>
-    <w:p>
-      <w:pPr>
-        <w:pStyle w:val="BodyText"/>
-      </w:pPr>
-      <w:r>
-        <w:t xml:space="preserve">ALEKSEY: Я сделаю таблицу.</w:t>
-      </w:r>
-    </w:p>
-    <w:p>
-      <w:pPr>
-        <w:pStyle w:val="BodyText"/>
-      </w:pPr>
-      <w:r>
-        <w:t xml:space="preserve">IRINA: Таблицу сделаю я. Вы будете оптимистом. Вечером пришлю первую версию.</w:t>
-      </w:r>
-    </w:p>
-    <w:p>
-      <w:pPr>
-        <w:pStyle w:val="BodyText"/>
-      </w:pPr>
-      <w:r>
-        <w:t xml:space="preserve">ALEKSEY: Значит, вы уже решили?</w:t>
-      </w:r>
-    </w:p>
-    <w:p>
-      <w:pPr>
-        <w:pStyle w:val="BodyText"/>
-      </w:pPr>
-      <w:r>
-        <w:t xml:space="preserve">IRINA: Я решила посчитать. Решать буду после таблицы. Аудиторы сначала считают, потом решают.</w:t>
-      </w:r>
-    </w:p>
-    <w:p>
-      <w:pPr>
-        <w:pStyle w:val="BodyText"/>
-      </w:pPr>
-      <w:r>
-        <w:t xml:space="preserve">ALEKSEY: А продавцы сначала решают, потом считают.</w:t>
+        <w:t xml:space="preserve">IRINA: Ответ — «да, если Ольга, и если в плане будет полтора года без выручки». Не салфетка, а таблица. С кассовым разрывом и с запасом на ошибки, потому что ошибки будут, в этом я не сомневаюсь.</w:t>
+      </w:r>
+    </w:p>
+    <w:p>
+      <w:pPr>
+        <w:pStyle w:val="BodyText"/>
+      </w:pPr>
+      <w:r>
+        <w:t xml:space="preserve">ALEKSEY: Хорошо, я сделаю такую таблицу, со всеми расходами и с запасом.</w:t>
+      </w:r>
+    </w:p>
+    <w:p>
+      <w:pPr>
+        <w:pStyle w:val="BodyText"/>
+      </w:pPr>
+      <w:r>
+        <w:t xml:space="preserve">IRINA: Нет, таблицу сделаю я, потому что вы будете оптимистом. Вечером пришлю первую версию.</w:t>
+      </w:r>
+    </w:p>
+    <w:p>
+      <w:pPr>
+        <w:pStyle w:val="BodyText"/>
+      </w:pPr>
+      <w:r>
+        <w:t xml:space="preserve">ALEKSEY: Значит, вы уже всё решили?</w:t>
+      </w:r>
+    </w:p>
+    <w:p>
+      <w:pPr>
+        <w:pStyle w:val="BodyText"/>
+      </w:pPr>
+      <w:r>
+        <w:t xml:space="preserve">IRINA: Я решила посчитать, а решать буду после таблицы. Аудиторы сначала считают, а потом решают.</w:t>
+      </w:r>
+    </w:p>
+    <w:p>
+      <w:pPr>
+        <w:pStyle w:val="BodyText"/>
+      </w:pPr>
+      <w:r>
+        <w:t xml:space="preserve">ALEKSEY: А продавцы, наоборот, сначала решают, а потом считают.</w:t>
       </w:r>
     </w:p>
     <w:p>
@@ -1095,7 +1095,7 @@
         <w:pStyle w:val="BodyText"/>
       </w:pPr>
       <w:r>
-        <w:t xml:space="preserve">ALEKSEY: Можно просто Алексей. Если мы будем работать вместе.</w:t>
+        <w:t xml:space="preserve">ALEKSEY: Можно просто Алексей, если мы будем работать вместе.</w:t>
       </w:r>
     </w:p>
     <w:p>
@@ -1111,7 +1111,7 @@
         <w:pStyle w:val="BodyText"/>
       </w:pPr>
       <w:r>
-        <w:t xml:space="preserve">ALEKSEY: Порядок. Хорошо, Ирина Сергеевна. Жду таблицу.</w:t>
+        <w:t xml:space="preserve">ALEKSEY: Порядок так порядок. Хорошо, Ирина Сергеевна, жду таблицу.</w:t>
       </w:r>
     </w:p>
     <w:bookmarkEnd w:id="24"/>
@@ -1129,7 +1129,7 @@
         <w:pStyle w:val="FirstParagraph"/>
       </w:pPr>
       <w:r>
-        <w:t xml:space="preserve">IRINA: Алексей Николаевич, вы не спите? Я отправила таблицу. Версия один.</w:t>
+        <w:t xml:space="preserve">IRINA: Алексей Николаевич, вы не спите? Я только что отправила таблицу, это версия один.</w:t>
       </w:r>
     </w:p>
     <w:p>
@@ -1145,103 +1145,103 @@
         <w:pStyle w:val="BodyText"/>
       </w:pPr>
       <w:r>
-        <w:t xml:space="preserve">IRINA: Какую картонку?</w:t>
-      </w:r>
-    </w:p>
-    <w:p>
-      <w:pPr>
-        <w:pStyle w:val="BodyText"/>
-      </w:pPr>
-      <w:r>
-        <w:t xml:space="preserve">ALEKSEY: «Не навреди». Бабушка была фельдшером. Сорок лет висела над дверью медпункта. Теперь висит над моей.</w:t>
-      </w:r>
-    </w:p>
-    <w:p>
-      <w:pPr>
-        <w:pStyle w:val="BodyText"/>
-      </w:pPr>
-      <w:r>
-        <w:t xml:space="preserve">IRINA: Хорошая картонка. Плохая таблица. Откройте вкладку «Касса».</w:t>
-      </w:r>
-    </w:p>
-    <w:p>
-      <w:pPr>
-        <w:pStyle w:val="BodyText"/>
-      </w:pPr>
-      <w:r>
-        <w:t xml:space="preserve">ALEKSEY: Открыл. Тут красное. Много красного.</w:t>
-      </w:r>
-    </w:p>
-    <w:p>
-      <w:pPr>
-        <w:pStyle w:val="BodyText"/>
-      </w:pPr>
-      <w:r>
-        <w:t xml:space="preserve">IRINA: Это кассовый разрыв. Минимум четырнадцать миллионов до первой продажи. У вас три, с квартирой — девять.</w:t>
-      </w:r>
-    </w:p>
-    <w:p>
-      <w:pPr>
-        <w:pStyle w:val="BodyText"/>
-      </w:pPr>
-      <w:r>
-        <w:t xml:space="preserve">ALEKSEY: Не хватает пяти.</w:t>
-      </w:r>
-    </w:p>
-    <w:p>
-      <w:pPr>
-        <w:pStyle w:val="BodyText"/>
-      </w:pPr>
-      <w:r>
-        <w:t xml:space="preserve">IRINA: Пяти, если всё пойдёт по плану. А по плану ничего не идёт, поверьте аудитору. Поэтому я заложила запас двадцать процентов. Без запаса таблица — это та же салфетка.</w:t>
-      </w:r>
-    </w:p>
-    <w:p>
-      <w:pPr>
-        <w:pStyle w:val="BodyText"/>
-      </w:pPr>
-      <w:r>
-        <w:t xml:space="preserve">ALEKSEY: Значит, нужен поставщик, который даст отсрочку платежа.</w:t>
-      </w:r>
-    </w:p>
-    <w:p>
-      <w:pPr>
-        <w:pStyle w:val="BodyText"/>
-      </w:pPr>
-      <w:r>
-        <w:t xml:space="preserve">IRINA: Отсрочку платежа. Хорошее слово. Корейцы дают отсрочку незнакомым русским?</w:t>
-      </w:r>
-    </w:p>
-    <w:p>
-      <w:pPr>
-        <w:pStyle w:val="BodyText"/>
-      </w:pPr>
-      <w:r>
-        <w:t xml:space="preserve">ALEKSEY: Не знаю. Узнаю в апреле. Сначала Ольга.</w:t>
-      </w:r>
-    </w:p>
-    <w:p>
-      <w:pPr>
-        <w:pStyle w:val="BodyText"/>
-      </w:pPr>
-      <w:r>
-        <w:t xml:space="preserve">IRINA: Её телефон в таблице. Вкладка «Люди». Звоните до десяти утра, потом она на совещаниях.</w:t>
-      </w:r>
-    </w:p>
-    <w:p>
-      <w:pPr>
-        <w:pStyle w:val="BodyText"/>
-      </w:pPr>
-      <w:r>
-        <w:t xml:space="preserve">ALEKSEY: Ирина Сергеевна, вы уже сделали вкладку «Люди»?</w:t>
-      </w:r>
-    </w:p>
-    <w:p>
-      <w:pPr>
-        <w:pStyle w:val="BodyText"/>
-      </w:pPr>
-      <w:r>
-        <w:t xml:space="preserve">IRINA: Я сделала вкладки «Люди», «Касса», «Риски» и «Регистрация». Последняя пустая. Её заполнит Ольга, если согласится. И повесьте картонку ровно. Криво повешенная картонка будет меня раздражать.</w:t>
+        <w:t xml:space="preserve">IRINA: Какую ещё картонку? Я не понимаю, о чём вы говорите.</w:t>
+      </w:r>
+    </w:p>
+    <w:p>
+      <w:pPr>
+        <w:pStyle w:val="BodyText"/>
+      </w:pPr>
+      <w:r>
+        <w:t xml:space="preserve">ALEKSEY: «Не навреди». Бабушка была фельдшером, и картонка сорок лет висела над дверью медпункта. Теперь она висит над моей дверью.</w:t>
+      </w:r>
+    </w:p>
+    <w:p>
+      <w:pPr>
+        <w:pStyle w:val="BodyText"/>
+      </w:pPr>
+      <w:r>
+        <w:t xml:space="preserve">IRINA: Хорошая картонка, а вот таблица плохая. Откройте вкладку «Касса».</w:t>
+      </w:r>
+    </w:p>
+    <w:p>
+      <w:pPr>
+        <w:pStyle w:val="BodyText"/>
+      </w:pPr>
+      <w:r>
+        <w:t xml:space="preserve">ALEKSEY: Открыл. Тут всё красное, очень много красного.</w:t>
+      </w:r>
+    </w:p>
+    <w:p>
+      <w:pPr>
+        <w:pStyle w:val="BodyText"/>
+      </w:pPr>
+      <w:r>
+        <w:t xml:space="preserve">IRINA: Это кассовый разрыв. Нужно минимум четырнадцать миллионов до первой продажи, а у вас три, с квартирой — девять.</w:t>
+      </w:r>
+    </w:p>
+    <w:p>
+      <w:pPr>
+        <w:pStyle w:val="BodyText"/>
+      </w:pPr>
+      <w:r>
+        <w:t xml:space="preserve">ALEKSEY: Получается, что не хватает пяти миллионов.</w:t>
+      </w:r>
+    </w:p>
+    <w:p>
+      <w:pPr>
+        <w:pStyle w:val="BodyText"/>
+      </w:pPr>
+      <w:r>
+        <w:t xml:space="preserve">IRINA: Пяти, если всё пойдёт по плану. А по плану ничего не идёт, поверьте аудитору. Поэтому я заложила запас двадцать процентов, ведь без запаса таблица — это та же салфетка, только в компьютере.</w:t>
+      </w:r>
+    </w:p>
+    <w:p>
+      <w:pPr>
+        <w:pStyle w:val="BodyText"/>
+      </w:pPr>
+      <w:r>
+        <w:t xml:space="preserve">ALEKSEY: Значит, нам нужен поставщик, который даст отсрочку платежа.</w:t>
+      </w:r>
+    </w:p>
+    <w:p>
+      <w:pPr>
+        <w:pStyle w:val="BodyText"/>
+      </w:pPr>
+      <w:r>
+        <w:t xml:space="preserve">IRINA: Отсрочку платежа — хорошее слово. Но разве корейцы дают отсрочку незнакомым русским?</w:t>
+      </w:r>
+    </w:p>
+    <w:p>
+      <w:pPr>
+        <w:pStyle w:val="BodyText"/>
+      </w:pPr>
+      <w:r>
+        <w:t xml:space="preserve">ALEKSEY: Не знаю, узнаю это в апреле. Но сначала нужно поговорить с Ольгой.</w:t>
+      </w:r>
+    </w:p>
+    <w:p>
+      <w:pPr>
+        <w:pStyle w:val="BodyText"/>
+      </w:pPr>
+      <w:r>
+        <w:t xml:space="preserve">IRINA: Её телефон в таблице, во вкладке «Люди». Звоните до десяти утра, потому что потом она на совещаниях.</w:t>
+      </w:r>
+    </w:p>
+    <w:p>
+      <w:pPr>
+        <w:pStyle w:val="BodyText"/>
+      </w:pPr>
+      <w:r>
+        <w:t xml:space="preserve">ALEKSEY: Ирина Сергеевна, неужели вы уже сделали вкладку «Люди»?</w:t>
+      </w:r>
+    </w:p>
+    <w:p>
+      <w:pPr>
+        <w:pStyle w:val="BodyText"/>
+      </w:pPr>
+      <w:r>
+        <w:t xml:space="preserve">IRINA: Я сделала вкладки «Люди», «Касса», «Риски» и «Регистрация». Последняя пока пустая, её заполнит Ольга, если согласится. И повесьте картонку ровно, потому что криво повешенная картонка будет меня раздражать, даже если я её никогда не увижу.</w:t>
       </w:r>
     </w:p>
     <w:p>
@@ -2379,7 +2379,7 @@
         <w:t xml:space="preserve">”</w:t>
       </w:r>
       <w:r>
-        <w:t xml:space="preserve">의 위험을 같은 구조로 설명하는 25~30단어 문장 만들기.</w:t>
+        <w:t xml:space="preserve">의 위험을 같은 구조로 설명하는 30~50단어 발화 만들기.</w:t>
       </w:r>
     </w:p>
     <w:bookmarkEnd w:id="30"/>
@@ -2891,55 +2891,55 @@
         <w:pStyle w:val="FirstParagraph"/>
       </w:pPr>
       <w:r>
-        <w:t xml:space="preserve">바리스타: 좋은 아침이에요! 뭘 드릴까요?</w:t>
-      </w:r>
-    </w:p>
-    <w:p>
-      <w:pPr>
-        <w:pStyle w:val="BodyText"/>
-      </w:pPr>
-      <w:r>
-        <w:t xml:space="preserve">알렉세이: 아메리카노 주세요. 그리고 하나 더, 여자분 거요. 정확히 8시에 올 거예요.</w:t>
-      </w:r>
-    </w:p>
-    <w:p>
-      <w:pPr>
-        <w:pStyle w:val="BodyText"/>
-      </w:pPr>
-      <w:r>
-        <w:t xml:space="preserve">바리스타: 정확히요? 그렇게 오는 사람은 없는데요.</w:t>
-      </w:r>
-    </w:p>
-    <w:p>
-      <w:pPr>
-        <w:pStyle w:val="BodyText"/>
-      </w:pPr>
-      <w:r>
-        <w:t xml:space="preserve">알렉세이: 그 사람은 와요. 감사인이거든요.</w:t>
-      </w:r>
-    </w:p>
-    <w:p>
-      <w:pPr>
-        <w:pStyle w:val="BodyText"/>
-      </w:pPr>
-      <w:r>
-        <w:t xml:space="preserve">이리나: 좋은 아침입니다, 알렉세이 니콜라예비치. 8시 정각. 저는 카푸치노, 설탕 없이요.</w:t>
-      </w:r>
-    </w:p>
-    <w:p>
-      <w:pPr>
-        <w:pStyle w:val="BodyText"/>
-      </w:pPr>
-      <w:r>
-        <w:t xml:space="preserve">바리스타: 와. 정말 정각이네. 카푸치노 금방 나와요.</w:t>
-      </w:r>
-    </w:p>
-    <w:p>
-      <w:pPr>
-        <w:pStyle w:val="BodyText"/>
-      </w:pPr>
-      <w:r>
-        <w:t xml:space="preserve">알렉세이: 이리나 세르게예브나, 와 주셔서 고맙습니다. 아메리카노를 주문해 뒀는데…</w:t>
+        <w:t xml:space="preserve">바리스타: 좋은 아침이에요! 뭘 드릴까요? 오늘은 갓 구운 크루아상도 있어요.</w:t>
+      </w:r>
+    </w:p>
+    <w:p>
+      <w:pPr>
+        <w:pStyle w:val="BodyText"/>
+      </w:pPr>
+      <w:r>
+        <w:t xml:space="preserve">알렉세이: 아메리카노 주세요. 그리고 정확히 8시에 올 여자분 몫으로 하나 더요.</w:t>
+      </w:r>
+    </w:p>
+    <w:p>
+      <w:pPr>
+        <w:pStyle w:val="BodyText"/>
+      </w:pPr>
+      <w:r>
+        <w:t xml:space="preserve">바리스타: 정확히 8시에요? 제 경험상 그렇게 오는 사람은 없는데요.</w:t>
+      </w:r>
+    </w:p>
+    <w:p>
+      <w:pPr>
+        <w:pStyle w:val="BodyText"/>
+      </w:pPr>
+      <w:r>
+        <w:t xml:space="preserve">알렉세이: 그 사람은 와요, 감사인이거든요.</w:t>
+      </w:r>
+    </w:p>
+    <w:p>
+      <w:pPr>
+        <w:pStyle w:val="BodyText"/>
+      </w:pPr>
+      <w:r>
+        <w:t xml:space="preserve">이리나: 좋은 아침입니다, 알렉세이 니콜라예비치. 8시 정각. 저는 카푸치노 주세요, 설탕 없이요.</w:t>
+      </w:r>
+    </w:p>
+    <w:p>
+      <w:pPr>
+        <w:pStyle w:val="BodyText"/>
+      </w:pPr>
+      <w:r>
+        <w:t xml:space="preserve">바리스타: 와, 정말 8시 정각이네. 카푸치노 금방 나와요.</w:t>
+      </w:r>
+    </w:p>
+    <w:p>
+      <w:pPr>
+        <w:pStyle w:val="BodyText"/>
+      </w:pPr>
+      <w:r>
+        <w:t xml:space="preserve">알렉세이: 이리나 세르게예브나, 와 주셔서 고맙습니다. 아메리카노를 미리 주문해 뒀는데…</w:t>
       </w:r>
     </w:p>
     <w:p>
@@ -2955,55 +2955,55 @@
         <w:pStyle w:val="BodyText"/>
       </w:pPr>
       <w:r>
-        <w:t xml:space="preserve">알렉세이: 마실게요. 2년 전에 저희 사무실을 감사하셨죠. 기억하세요?</w:t>
-      </w:r>
-    </w:p>
-    <w:p>
-      <w:pPr>
-        <w:pStyle w:val="BodyText"/>
-      </w:pPr>
-      <w:r>
-        <w:t xml:space="preserve">이리나: 기억해요. 「헬베메드 루스」, 접대비. 깨끗한 보고서는 당신 것뿐이었어요.</w:t>
-      </w:r>
-    </w:p>
-    <w:p>
-      <w:pPr>
-        <w:pStyle w:val="BodyText"/>
-      </w:pPr>
-      <w:r>
-        <w:t xml:space="preserve">알렉세이: 그래서 전화드린 겁니다.</w:t>
-      </w:r>
-    </w:p>
-    <w:p>
-      <w:pPr>
-        <w:pStyle w:val="BodyText"/>
-      </w:pPr>
-      <w:r>
-        <w:t xml:space="preserve">이리나: 전화로 「사업 제안」이라고 하셨죠. 40분 있어요. 9시에 고객이 있어요.</w:t>
-      </w:r>
-    </w:p>
-    <w:p>
-      <w:pPr>
-        <w:pStyle w:val="BodyText"/>
-      </w:pPr>
-      <w:r>
-        <w:t xml:space="preserve">알렉세이: 30분이면 충분합니다. 본론으로 갑시다.</w:t>
-      </w:r>
-    </w:p>
-    <w:p>
-      <w:pPr>
-        <w:pStyle w:val="BodyText"/>
-      </w:pPr>
-      <w:r>
-        <w:t xml:space="preserve">이리나: 그러죠. 다만 먼저 질문 하나. 서류는요?</w:t>
-      </w:r>
-    </w:p>
-    <w:p>
-      <w:pPr>
-        <w:pStyle w:val="BodyText"/>
-      </w:pPr>
-      <w:r>
-        <w:t xml:space="preserve">알렉세이: 무슨 서류요?</w:t>
+        <w:t xml:space="preserve">알렉세이: 마실게요. 2년 전에 저희 사무실을 감사하셨는데, 기억하세요?</w:t>
+      </w:r>
+    </w:p>
+    <w:p>
+      <w:pPr>
+        <w:pStyle w:val="BodyText"/>
+      </w:pPr>
+      <w:r>
+        <w:t xml:space="preserve">이리나: 기억해요. 「헬베메드 루스」, 접대비. 그때 깨끗한 보고서는 당신 것뿐이었어요.</w:t>
+      </w:r>
+    </w:p>
+    <w:p>
+      <w:pPr>
+        <w:pStyle w:val="BodyText"/>
+      </w:pPr>
+      <w:r>
+        <w:t xml:space="preserve">알렉세이: 그래서 다른 사람이 아니라 당신께 전화드린 겁니다.</w:t>
+      </w:r>
+    </w:p>
+    <w:p>
+      <w:pPr>
+        <w:pStyle w:val="BodyText"/>
+      </w:pPr>
+      <w:r>
+        <w:t xml:space="preserve">이리나: 전화로 「사업 제안」이라고 하셨죠. 9시에 고객이 있어서 40분 있어요.</w:t>
+      </w:r>
+    </w:p>
+    <w:p>
+      <w:pPr>
+        <w:pStyle w:val="BodyText"/>
+      </w:pPr>
+      <w:r>
+        <w:t xml:space="preserve">알렉세이: 30분이면 충분할 것 같습니다. 본론으로 갑시다.</w:t>
+      </w:r>
+    </w:p>
+    <w:p>
+      <w:pPr>
+        <w:pStyle w:val="BodyText"/>
+      </w:pPr>
+      <w:r>
+        <w:t xml:space="preserve">이리나: 그러죠. 다만 먼저 질문이 하나 있어요. 서류는요?</w:t>
+      </w:r>
+    </w:p>
+    <w:p>
+      <w:pPr>
+        <w:pStyle w:val="BodyText"/>
+      </w:pPr>
+      <w:r>
+        <w:t xml:space="preserve">알렉세이: 어떤 서류를 말씀하시는 거죠?</w:t>
       </w:r>
     </w:p>
     <w:bookmarkEnd w:id="33"/>
@@ -3021,143 +3021,143 @@
         <w:pStyle w:val="FirstParagraph"/>
       </w:pPr>
       <w:r>
-        <w:t xml:space="preserve">이리나: 사업 계획서. 표. 종이에 적힌 뭐라도.</w:t>
-      </w:r>
-    </w:p>
-    <w:p>
-      <w:pPr>
-        <w:pStyle w:val="BodyText"/>
-      </w:pPr>
-      <w:r>
-        <w:t xml:space="preserve">알렉세이: 냅킨이 있어요. 어젯밤에 계산했어요.</w:t>
-      </w:r>
-    </w:p>
-    <w:p>
-      <w:pPr>
-        <w:pStyle w:val="BodyText"/>
-      </w:pPr>
-      <w:r>
-        <w:t xml:space="preserve">이리나: 냅킨. 좋아요. 읽어 보세요.</w:t>
-      </w:r>
-    </w:p>
-    <w:p>
-      <w:pPr>
-        <w:pStyle w:val="BodyText"/>
-      </w:pPr>
-      <w:r>
-        <w:t xml:space="preserve">알렉세이: 회사를 차리고 싶습니다. 한국 필러를 들여와 러시아에 등록하고 의사에게만 팔 거예요. 교육과 함께, 로트 번호와 함께, 미용실 없이, 현금 없이. 그게 전부예요.</w:t>
-      </w:r>
-    </w:p>
-    <w:p>
-      <w:pPr>
-        <w:pStyle w:val="BodyText"/>
-      </w:pPr>
-      <w:r>
-        <w:t xml:space="preserve">이리나: 왜 한국산이죠?</w:t>
-      </w:r>
-    </w:p>
-    <w:p>
-      <w:pPr>
-        <w:pStyle w:val="BodyText"/>
-      </w:pPr>
-      <w:r>
-        <w:t xml:space="preserve">알렉세이: 품질은 유럽산만큼, 가격은 더 낮아요. 그런데 지금은 등록 없이 회색으로 들어와요. 의사들은 불평하고 환자들은 고생해요. 매주 그 얘기를 들어요. 시장은 있는데 정직한 판매자가 없어요.</w:t>
-      </w:r>
-    </w:p>
-    <w:p>
-      <w:pPr>
-        <w:pStyle w:val="BodyText"/>
-      </w:pPr>
-      <w:r>
-        <w:t xml:space="preserve">이리나: 숫자. 매입가는요?</w:t>
-      </w:r>
-    </w:p>
-    <w:p>
-      <w:pPr>
-        <w:pStyle w:val="BodyText"/>
-      </w:pPr>
-      <w:r>
-        <w:t xml:space="preserve">알렉세이: 주사기 하나에 약 2,500루블. 제조사에서, 공장 출고가로.</w:t>
-      </w:r>
-    </w:p>
-    <w:p>
-      <w:pPr>
-        <w:pStyle w:val="BodyText"/>
-      </w:pPr>
-      <w:r>
-        <w:t xml:space="preserve">이리나: 의사 판매가는요?</w:t>
-      </w:r>
-    </w:p>
-    <w:p>
-      <w:pPr>
-        <w:pStyle w:val="BodyText"/>
-      </w:pPr>
-      <w:r>
-        <w:t xml:space="preserve">알렉세이: 9,000. 유럽산은 15,000~18,000이에요.</w:t>
-      </w:r>
-    </w:p>
-    <w:p>
-      <w:pPr>
-        <w:pStyle w:val="BodyText"/>
-      </w:pPr>
-      <w:r>
-        <w:t xml:space="preserve">이리나: 9천 빼기 2천5백은 6천5백. 기뻐하시네요. 얼굴에 보여요.</w:t>
-      </w:r>
-    </w:p>
-    <w:p>
-      <w:pPr>
-        <w:pStyle w:val="BodyText"/>
-      </w:pPr>
-      <w:r>
-        <w:t xml:space="preserve">알렉세이: 왜요, 마진이 나빠요?</w:t>
-      </w:r>
-    </w:p>
-    <w:p>
-      <w:pPr>
-        <w:pStyle w:val="BodyText"/>
-      </w:pPr>
-      <w:r>
-        <w:t xml:space="preserve">이리나: 이건 마진이 아니라 꿈이에요. 통관, 관세, 세금, 배송, 창고, 급여, 교육은 어디 있죠?</w:t>
-      </w:r>
-    </w:p>
-    <w:p>
-      <w:pPr>
-        <w:pStyle w:val="BodyText"/>
-      </w:pPr>
-      <w:r>
-        <w:t xml:space="preserve">알렉세이: 냅킨 뒷면에요.</w:t>
-      </w:r>
-    </w:p>
-    <w:p>
-      <w:pPr>
-        <w:pStyle w:val="BodyText"/>
-      </w:pPr>
-      <w:r>
-        <w:t xml:space="preserve">이리나: 뒤집어 보세요. 자. 통관 있고, 창고 있고. 등록이 없네요. 등록 비용은 얼마죠?</w:t>
-      </w:r>
-    </w:p>
-    <w:p>
-      <w:pPr>
-        <w:pStyle w:val="BodyText"/>
-      </w:pPr>
-      <w:r>
-        <w:t xml:space="preserve">알렉세이: 정확히는 몰라요. 몇백만. 시험, 번역, 심사.</w:t>
-      </w:r>
-    </w:p>
-    <w:p>
-      <w:pPr>
-        <w:pStyle w:val="BodyText"/>
-      </w:pPr>
-      <w:r>
-        <w:t xml:space="preserve">이리나: 기간은요?</w:t>
-      </w:r>
-    </w:p>
-    <w:p>
-      <w:pPr>
-        <w:pStyle w:val="BodyText"/>
-      </w:pPr>
-      <w:r>
-        <w:t xml:space="preserve">알렉세이: 1년에서 1년 반이래요.</w:t>
+        <w:t xml:space="preserve">이리나: 사업 계획서, 표, 읽고 확인할 수 있게 종이에 적힌 뭐라도요.</w:t>
+      </w:r>
+    </w:p>
+    <w:p>
+      <w:pPr>
+        <w:pStyle w:val="BodyText"/>
+      </w:pPr>
+      <w:r>
+        <w:t xml:space="preserve">알렉세이: 냅킨이 있어요. 어젯밤에 카페에서 바로 계산했어요.</w:t>
+      </w:r>
+    </w:p>
+    <w:p>
+      <w:pPr>
+        <w:pStyle w:val="BodyText"/>
+      </w:pPr>
+      <w:r>
+        <w:t xml:space="preserve">이리나: 냅킨. 뭐, 좋아요, 냅킨이라도. 소리 내서 읽어 보세요.</w:t>
+      </w:r>
+    </w:p>
+    <w:p>
+      <w:pPr>
+        <w:pStyle w:val="BodyText"/>
+      </w:pPr>
+      <w:r>
+        <w:t xml:space="preserve">알렉세이: 회사를 차리고 싶습니다. 한국 필러를 들여와 러시아에 등록하고 의사에게만 팔 거예요. 교육과 함께, 로트 번호와 함께, 미용실 없이, 현금 없이. 제가 하고 싶은 건 그게 전부예요.</w:t>
+      </w:r>
+    </w:p>
+    <w:p>
+      <w:pPr>
+        <w:pStyle w:val="BodyText"/>
+      </w:pPr>
+      <w:r>
+        <w:t xml:space="preserve">이리나: 좋아요. 그런데 왜 하필 한국산이죠?</w:t>
+      </w:r>
+    </w:p>
+    <w:p>
+      <w:pPr>
+        <w:pStyle w:val="BodyText"/>
+      </w:pPr>
+      <w:r>
+        <w:t xml:space="preserve">알렉세이: 품질은 유럽산만큼인데 가격은 더 낮아요. 그런데 지금은 등록 없이 회색으로 들어와요. 의사들은 불평하고 환자들은 고생하는데, 저는 매주 그 얘기를 들어요. 시장은 있는데 정직한 판매자가 없어요.</w:t>
+      </w:r>
+    </w:p>
+    <w:p>
+      <w:pPr>
+        <w:pStyle w:val="BodyText"/>
+      </w:pPr>
+      <w:r>
+        <w:t xml:space="preserve">이리나: 이제 숫자요. 매입가는 얼마죠?</w:t>
+      </w:r>
+    </w:p>
+    <w:p>
+      <w:pPr>
+        <w:pStyle w:val="BodyText"/>
+      </w:pPr>
+      <w:r>
+        <w:t xml:space="preserve">알렉세이: 제조사에서 공장 출고가로 사면 주사기 하나에 약 2,500루블이에요.</w:t>
+      </w:r>
+    </w:p>
+    <w:p>
+      <w:pPr>
+        <w:pStyle w:val="BodyText"/>
+      </w:pPr>
+      <w:r>
+        <w:t xml:space="preserve">이리나: 의사한테는 얼마에 팔 건가요?</w:t>
+      </w:r>
+    </w:p>
+    <w:p>
+      <w:pPr>
+        <w:pStyle w:val="BodyText"/>
+      </w:pPr>
+      <w:r>
+        <w:t xml:space="preserve">알렉세이: 9,000루블에요. 비교하자면 유럽산은 15,000~18,000이에요.</w:t>
+      </w:r>
+    </w:p>
+    <w:p>
+      <w:pPr>
+        <w:pStyle w:val="BodyText"/>
+      </w:pPr>
+      <w:r>
+        <w:t xml:space="preserve">이리나: 9천 빼기 2천5백은 6천5백. 그리고 기뻐하시네요, 얼굴에 보여요.</w:t>
+      </w:r>
+    </w:p>
+    <w:p>
+      <w:pPr>
+        <w:pStyle w:val="BodyText"/>
+      </w:pPr>
+      <w:r>
+        <w:t xml:space="preserve">알렉세이: 왜요, 이게 나쁜 마진인가요?</w:t>
+      </w:r>
+    </w:p>
+    <w:p>
+      <w:pPr>
+        <w:pStyle w:val="BodyText"/>
+      </w:pPr>
+      <w:r>
+        <w:t xml:space="preserve">이리나: 이건 마진이 아니라 꿈이에요. 여기 통관, 관세, 세금, 배송, 창고, 급여, 교육은 어디 있죠?</w:t>
+      </w:r>
+    </w:p>
+    <w:p>
+      <w:pPr>
+        <w:pStyle w:val="BodyText"/>
+      </w:pPr>
+      <w:r>
+        <w:t xml:space="preserve">알렉세이: 그건 전부 냅킨 뒷면에 있어요, 정말이에요.</w:t>
+      </w:r>
+    </w:p>
+    <w:p>
+      <w:pPr>
+        <w:pStyle w:val="BodyText"/>
+      </w:pPr>
+      <w:r>
+        <w:t xml:space="preserve">이리나: 뒤집어 보세요. 자, 통관 있고, 창고 있고, 등록이 없네요. 등록 비용은 얼마죠?</w:t>
+      </w:r>
+    </w:p>
+    <w:p>
+      <w:pPr>
+        <w:pStyle w:val="BodyText"/>
+      </w:pPr>
+      <w:r>
+        <w:t xml:space="preserve">알렉세이: 정확히는 모르지만 몇백만은 될 거예요. 시험, 번역, 심사가 있으니까요.</w:t>
+      </w:r>
+    </w:p>
+    <w:p>
+      <w:pPr>
+        <w:pStyle w:val="BodyText"/>
+      </w:pPr>
+      <w:r>
+        <w:t xml:space="preserve">이리나: 첫 서류부터 따지면 등록에 시간이 얼마나 걸리죠?</w:t>
+      </w:r>
+    </w:p>
+    <w:p>
+      <w:pPr>
+        <w:pStyle w:val="BodyText"/>
+      </w:pPr>
+      <w:r>
+        <w:t xml:space="preserve">알렉세이: 순조로우면 1년에서 1년 반이래요.</w:t>
       </w:r>
     </w:p>
     <w:p>
@@ -3173,39 +3173,39 @@
         <w:pStyle w:val="BodyText"/>
       </w:pPr>
       <w:r>
-        <w:t xml:space="preserve">알렉세이: 현금 공백. 돈은 나갔는데 아직 안 들어온 때.</w:t>
-      </w:r>
-    </w:p>
-    <w:p>
-      <w:pPr>
-        <w:pStyle w:val="BodyText"/>
-      </w:pPr>
-      <w:r>
-        <w:t xml:space="preserve">이리나: 바로 그거예요. 돈은 얼마 있으세요?</w:t>
-      </w:r>
-    </w:p>
-    <w:p>
-      <w:pPr>
-        <w:pStyle w:val="BodyText"/>
-      </w:pPr>
-      <w:r>
-        <w:t xml:space="preserve">알렉세이: 저축 300만. 그리고 아파트. 담보로 대출받을 수 있어요.</w:t>
-      </w:r>
-    </w:p>
-    <w:p>
-      <w:pPr>
-        <w:pStyle w:val="BodyText"/>
-      </w:pPr>
-      <w:r>
-        <w:t xml:space="preserve">이리나: 아파트는 돈이 아니에요. 지붕이죠. 잃을 각오가 돼 있어요?</w:t>
-      </w:r>
-    </w:p>
-    <w:p>
-      <w:pPr>
-        <w:pStyle w:val="BodyText"/>
-      </w:pPr>
-      <w:r>
-        <w:t xml:space="preserve">알렉세이: 걸 각오는 돼 있어요. 같은 게 아니죠.</w:t>
+        <w:t xml:space="preserve">알렉세이: 현금 공백은 돈은 이미 나갔는데 새 돈은 아직 안 들어온 때죠.</w:t>
+      </w:r>
+    </w:p>
+    <w:p>
+      <w:pPr>
+        <w:pStyle w:val="BodyText"/>
+      </w:pPr>
+      <w:r>
+        <w:t xml:space="preserve">이리나: 바로 그거예요. 지금 돈은 얼마 있으세요?</w:t>
+      </w:r>
+    </w:p>
+    <w:p>
+      <w:pPr>
+        <w:pStyle w:val="BodyText"/>
+      </w:pPr>
+      <w:r>
+        <w:t xml:space="preserve">알렉세이: 저축 300만에, 아파트도 있어요. 담보로 대출받을 수 있어요.</w:t>
+      </w:r>
+    </w:p>
+    <w:p>
+      <w:pPr>
+        <w:pStyle w:val="BodyText"/>
+      </w:pPr>
+      <w:r>
+        <w:t xml:space="preserve">이리나: 아파트는 돈이 아니라 머리 위 지붕이에요. 잃을 각오가 돼 있어요?</w:t>
+      </w:r>
+    </w:p>
+    <w:p>
+      <w:pPr>
+        <w:pStyle w:val="BodyText"/>
+      </w:pPr>
+      <w:r>
+        <w:t xml:space="preserve">알렉세이: 걸 각오는 돼 있어요. 그건 잃는 거랑 같은 게 아니죠.</w:t>
       </w:r>
     </w:p>
     <w:p>
@@ -3221,15 +3221,15 @@
         <w:pStyle w:val="BodyText"/>
       </w:pPr>
       <w:r>
-        <w:t xml:space="preserve">알렉세이: 아직 저 혼자요. 그리고 당신, 동의하신다면.</w:t>
-      </w:r>
-    </w:p>
-    <w:p>
-      <w:pPr>
-        <w:pStyle w:val="BodyText"/>
-      </w:pPr>
-      <w:r>
-        <w:t xml:space="preserve">이리나: 저요? 감사인이 왜 필요하죠?</w:t>
+        <w:t xml:space="preserve">알렉세이: 아직 저 혼자예요. 그리고 당신도요, 물론 동의하시고 관심이 있으시다면요.</w:t>
+      </w:r>
+    </w:p>
+    <w:p>
+      <w:pPr>
+        <w:pStyle w:val="BodyText"/>
+      </w:pPr>
+      <w:r>
+        <w:t xml:space="preserve">이리나: 저요? 아직 아무것도 안 파는데 감사인이 왜 필요하죠?</w:t>
       </w:r>
     </w:p>
     <w:p>
@@ -3245,55 +3245,55 @@
         <w:pStyle w:val="BodyText"/>
       </w:pPr>
       <w:r>
-        <w:t xml:space="preserve">이리나: 그건 칭찬이 아니라 묘사네요. 구체적으로 뭘 제안하세요?</w:t>
-      </w:r>
-    </w:p>
-    <w:p>
-      <w:pPr>
-        <w:pStyle w:val="BodyText"/>
-      </w:pPr>
-      <w:r>
-        <w:t xml:space="preserve">알렉세이: 재무, 통관, 계약. 서류가 필요한 모든 것. 그리고 회사 지분.</w:t>
-      </w:r>
-    </w:p>
-    <w:p>
-      <w:pPr>
-        <w:pStyle w:val="BodyText"/>
-      </w:pPr>
-      <w:r>
-        <w:t xml:space="preserve">이리나: 지분은 얼마나요?</w:t>
-      </w:r>
-    </w:p>
-    <w:p>
-      <w:pPr>
-        <w:pStyle w:val="BodyText"/>
-      </w:pPr>
-      <w:r>
-        <w:t xml:space="preserve">알렉세이: 논의하죠. 먼저 관심이 있는지부터 말해 주세요.</w:t>
-      </w:r>
-    </w:p>
-    <w:p>
-      <w:pPr>
-        <w:pStyle w:val="BodyText"/>
-      </w:pPr>
-      <w:r>
-        <w:t xml:space="preserve">이리나: 1년 뒤면 매니저가 될 감사 법인을 떠나 냅킨으로 된 회사로 오는 게?</w:t>
-      </w:r>
-    </w:p>
-    <w:p>
-      <w:pPr>
-        <w:pStyle w:val="BodyText"/>
-      </w:pPr>
-      <w:r>
-        <w:t xml:space="preserve">알렉세이: 네. 바로 그거요.</w:t>
-      </w:r>
-    </w:p>
-    <w:p>
-      <w:pPr>
-        <w:pStyle w:val="BodyText"/>
-      </w:pPr>
-      <w:r>
-        <w:t xml:space="preserve">이리나: 좋은 질문이네요. 정직하고. 답하려면 10분이 필요해요. 그리고 카푸치노 한 잔 더.</w:t>
+        <w:t xml:space="preserve">이리나: 그건 칭찬이 아니라 그냥 묘사네요. 구체적으로 뭘 제안하세요?</w:t>
+      </w:r>
+    </w:p>
+    <w:p>
+      <w:pPr>
+        <w:pStyle w:val="BodyText"/>
+      </w:pPr>
+      <w:r>
+        <w:t xml:space="preserve">알렉세이: 재무, 통관, 계약, 그러니까 서류가 필요한 모든 것. 그리고 회사 지분이요.</w:t>
+      </w:r>
+    </w:p>
+    <w:p>
+      <w:pPr>
+        <w:pStyle w:val="BodyText"/>
+      </w:pPr>
+      <w:r>
+        <w:t xml:space="preserve">이리나: 정확히 지분을 얼마나 주시겠다는 거죠?</w:t>
+      </w:r>
+    </w:p>
+    <w:p>
+      <w:pPr>
+        <w:pStyle w:val="BodyText"/>
+      </w:pPr>
+      <w:r>
+        <w:t xml:space="preserve">알렉세이: 그건 논의하죠. 먼저 이 일에 관심이 있는지부터 말해 주세요.</w:t>
+      </w:r>
+    </w:p>
+    <w:p>
+      <w:pPr>
+        <w:pStyle w:val="BodyText"/>
+      </w:pPr>
+      <w:r>
+        <w:t xml:space="preserve">이리나: 그러니까 1년 뒤면 매니저가 될 감사 법인을 떠나 냅킨으로 된 회사로 오라는 거죠?</w:t>
+      </w:r>
+    </w:p>
+    <w:p>
+      <w:pPr>
+        <w:pStyle w:val="BodyText"/>
+      </w:pPr>
+      <w:r>
+        <w:t xml:space="preserve">알렉세이: 네, 바로 그거예요. 어떻게 들리는지 저도 알아요.</w:t>
+      </w:r>
+    </w:p>
+    <w:p>
+      <w:pPr>
+        <w:pStyle w:val="BodyText"/>
+      </w:pPr>
+      <w:r>
+        <w:t xml:space="preserve">이리나: 좋은 질문이네요, 정직하고. 답하려면 10분, 그리고 카푸치노 한 잔이 더 필요해요.</w:t>
       </w:r>
     </w:p>
     <w:bookmarkEnd w:id="34"/>
@@ -3311,7 +3311,7 @@
         <w:pStyle w:val="FirstParagraph"/>
       </w:pPr>
       <w:r>
-        <w:t xml:space="preserve">바리스타: 카푸치노 나왔어요. 설탕 없이. 그런데 아메리카노 식고 있어요.</w:t>
+        <w:t xml:space="preserve">바리스타: 카푸치노 나왔어요, 설탕 없이요. 그런데 아메리카노는 벌써 식고 있어요.</w:t>
       </w:r>
     </w:p>
     <w:p>
@@ -3327,223 +3327,223 @@
         <w:pStyle w:val="BodyText"/>
       </w:pPr>
       <w:r>
-        <w:t xml:space="preserve">알렉세이: 아니요. 말씀해 주세요.</w:t>
-      </w:r>
-    </w:p>
-    <w:p>
-      <w:pPr>
-        <w:pStyle w:val="BodyText"/>
-      </w:pPr>
-      <w:r>
-        <w:t xml:space="preserve">이리나: 아버지가 랴잔에서 가게를 하셨어요. 건축 자재. 사람들에게 봉투로, 현금으로 월급을 줬고, 물건은 송장 없이 샀어요. 그게 더 쌌거든요. 주변이 다 그랬어요.</w:t>
-      </w:r>
-    </w:p>
-    <w:p>
-      <w:pPr>
-        <w:pStyle w:val="BodyText"/>
-      </w:pPr>
-      <w:r>
-        <w:t xml:space="preserve">알렉세이: 90년대와 2000년대. 다 그랬죠.</w:t>
-      </w:r>
-    </w:p>
-    <w:p>
-      <w:pPr>
-        <w:pStyle w:val="BodyText"/>
-      </w:pPr>
-      <w:r>
-        <w:t xml:space="preserve">이리나: 다요. 그러다 세무서가 왔어요. 벌금, 재판. 가게는 닫았어요. 아빠는 2년 동안 소파에서 못 일어났어요. 열다섯 살이던 제가 깨달았죠: 서류 없는 돈은 폭탄이라고.</w:t>
-      </w:r>
-    </w:p>
-    <w:p>
-      <w:pPr>
-        <w:pStyle w:val="BodyText"/>
-      </w:pPr>
-      <w:r>
-        <w:t xml:space="preserve">알렉세이: 그래서 「서류는요?」군요.</w:t>
-      </w:r>
-    </w:p>
-    <w:p>
-      <w:pPr>
-        <w:pStyle w:val="BodyText"/>
-      </w:pPr>
-      <w:r>
-        <w:t xml:space="preserve">이리나: 그래서요. 경제학과에 갔고, 그다음 감사로. 8년째 남의 회사에서 폭탄을 찾아요.</w:t>
-      </w:r>
-    </w:p>
-    <w:p>
-      <w:pPr>
-        <w:pStyle w:val="BodyText"/>
-      </w:pPr>
-      <w:r>
-        <w:t xml:space="preserve">알렉세이: 찾으세요?</w:t>
-      </w:r>
-    </w:p>
-    <w:p>
-      <w:pPr>
-        <w:pStyle w:val="BodyText"/>
-      </w:pPr>
-      <w:r>
-        <w:t xml:space="preserve">이리나: 늘요. 봉투, 유령 회사, 「교육 여행」. 당신네 「헬베메드」에서도 찾았어요.</w:t>
-      </w:r>
-    </w:p>
-    <w:p>
-      <w:pPr>
-        <w:pStyle w:val="BodyText"/>
-      </w:pPr>
-      <w:r>
-        <w:t xml:space="preserve">알렉세이: 소치요?</w:t>
-      </w:r>
-    </w:p>
-    <w:p>
-      <w:pPr>
-        <w:pStyle w:val="BodyText"/>
-      </w:pPr>
-      <w:r>
-        <w:t xml:space="preserve">이리나: 그땐 소치가 없었어요. 비슷한 게 있었죠. 보고서에 적었어요. 보고서는 서랍에 들어갔고요.</w:t>
-      </w:r>
-    </w:p>
-    <w:p>
-      <w:pPr>
-        <w:pStyle w:val="BodyText"/>
-      </w:pPr>
-      <w:r>
-        <w:t xml:space="preserve">알렉세이: 익숙하네요. 제 소치도 서랍에 넣으려 했죠.</w:t>
-      </w:r>
-    </w:p>
-    <w:p>
-      <w:pPr>
-        <w:pStyle w:val="BodyText"/>
-      </w:pPr>
-      <w:r>
-        <w:t xml:space="preserve">이리나: 소치 때문에 나오셨어요? 카탸 스미르노바가 말해 줬어요. 같이 공부했거든요.</w:t>
-      </w:r>
-    </w:p>
-    <w:p>
-      <w:pPr>
-        <w:pStyle w:val="BodyText"/>
-      </w:pPr>
-      <w:r>
-        <w:t xml:space="preserve">알렉세이: 모스크바는 작은 도시네요.</w:t>
-      </w:r>
-    </w:p>
-    <w:p>
-      <w:pPr>
-        <w:pStyle w:val="BodyText"/>
-      </w:pPr>
-      <w:r>
-        <w:t xml:space="preserve">이리나: 모스크바는 1,200만 명인데, 다들 한 다리 건너 알아요. 그래서 소치 때문이에요?</w:t>
-      </w:r>
-    </w:p>
-    <w:p>
-      <w:pPr>
-        <w:pStyle w:val="BodyText"/>
-      </w:pPr>
-      <w:r>
-        <w:t xml:space="preserve">알렉세이: 네. 처방 대가를 의사에게 주기 싫어요. 바다로도, 봉투로도.</w:t>
-      </w:r>
-    </w:p>
-    <w:p>
-      <w:pPr>
-        <w:pStyle w:val="BodyText"/>
-      </w:pPr>
-      <w:r>
-        <w:t xml:space="preserve">이리나: 그럼 첫 번째 조건. 우리 회사에선 현금 금지. 절대. 계좌 이체만. 고객이 현금이면 깎아 달라고 해도, 그게 우리 최대 고객이라 해도요.</w:t>
-      </w:r>
-    </w:p>
-    <w:p>
-      <w:pPr>
-        <w:pStyle w:val="BodyText"/>
-      </w:pPr>
-      <w:r>
-        <w:t xml:space="preserve">알렉세이: 동의합니다.</w:t>
-      </w:r>
-    </w:p>
-    <w:p>
-      <w:pPr>
-        <w:pStyle w:val="BodyText"/>
-      </w:pPr>
-      <w:r>
-        <w:t xml:space="preserve">이리나: 그렇게 빨리 동의하지 마세요. 고객들이 요구할 거예요. 의사들도 익숙하고, 미용실도 익숙해요. 돈을 잃을 거예요.</w:t>
-      </w:r>
-    </w:p>
-    <w:p>
-      <w:pPr>
-        <w:pStyle w:val="BodyText"/>
-      </w:pPr>
-      <w:r>
-        <w:t xml:space="preserve">알렉세이: 할머니가 이미 그 말을 하셨어요. 규칙과 돈에 대해서.</w:t>
-      </w:r>
-    </w:p>
-    <w:p>
-      <w:pPr>
-        <w:pStyle w:val="BodyText"/>
-      </w:pPr>
-      <w:r>
-        <w:t xml:space="preserve">이리나: 현명한 할머니네요. 두 번째 조건. 모든 지급은 제가 서명해요. 당신은 팔고, 저는 지급하고.</w:t>
-      </w:r>
-    </w:p>
-    <w:p>
-      <w:pPr>
-        <w:pStyle w:val="BodyText"/>
-      </w:pPr>
-      <w:r>
-        <w:t xml:space="preserve">알렉세이: 제가 지급에 동의하지 않으면요?</w:t>
-      </w:r>
-    </w:p>
-    <w:p>
-      <w:pPr>
-        <w:pStyle w:val="BodyText"/>
-      </w:pPr>
-      <w:r>
-        <w:t xml:space="preserve">이리나: 다투죠. 그래도 서명은 제가 해요. 못 믿으시면 절 데려가지 마세요.</w:t>
-      </w:r>
-    </w:p>
-    <w:p>
-      <w:pPr>
-        <w:pStyle w:val="BodyText"/>
-      </w:pPr>
-      <w:r>
-        <w:t xml:space="preserve">알렉세이: 믿습니다. 그래서 전화한 거고요.</w:t>
-      </w:r>
-    </w:p>
-    <w:p>
-      <w:pPr>
-        <w:pStyle w:val="BodyText"/>
-      </w:pPr>
-      <w:r>
-        <w:t xml:space="preserve">이리나: 세 번째 조건. 제일 중요해요. 등록을 아는 사람이 없으면 저는 안 가요.</w:t>
-      </w:r>
-    </w:p>
-    <w:p>
-      <w:pPr>
-        <w:pStyle w:val="BodyText"/>
-      </w:pPr>
-      <w:r>
-        <w:t xml:space="preserve">알렉세이: 대행사를 통해 찾으려 했는데요.</w:t>
-      </w:r>
-    </w:p>
-    <w:p>
-      <w:pPr>
-        <w:pStyle w:val="BodyText"/>
-      </w:pPr>
-      <w:r>
-        <w:t xml:space="preserve">이리나: 대행사는 돈 받고 예쁜 편지를 써요. 당신에게 필요한 건 20년 동안 의약품을 등록해 왔고, 모든 심사관을 알고, 심사관이 질문하기도 전에 그 질문을 아는 사람이에요.</w:t>
-      </w:r>
-    </w:p>
-    <w:p>
-      <w:pPr>
-        <w:pStyle w:val="BodyText"/>
-      </w:pPr>
-      <w:r>
-        <w:t xml:space="preserve">알렉세이: 그런 사람을 아세요?</w:t>
-      </w:r>
-    </w:p>
-    <w:p>
-      <w:pPr>
-        <w:pStyle w:val="BodyText"/>
-      </w:pPr>
-      <w:r>
-        <w:t xml:space="preserve">이리나: 알아요. 올가 페트로브나 미로노바. 저를 질색해요.</w:t>
+        <w:t xml:space="preserve">알렉세이: 아니요, 몰라요. 말씀해 주세요, 정말 궁금해요.</w:t>
+      </w:r>
+    </w:p>
+    <w:p>
+      <w:pPr>
+        <w:pStyle w:val="BodyText"/>
+      </w:pPr>
+      <w:r>
+        <w:t xml:space="preserve">이리나: 아버지가 랴잔에서 건축 자재 가게를 하셨어요. 사람들에게 봉투로, 현금으로 월급을 줬고, 물건은 송장 없이 샀어요. 그게 더 쌌거든요. 주변이 다 그랬고, 아버지는 그게 별일이라고 생각하지 않았어요.</w:t>
+      </w:r>
+    </w:p>
+    <w:p>
+      <w:pPr>
+        <w:pStyle w:val="BodyText"/>
+      </w:pPr>
+      <w:r>
+        <w:t xml:space="preserve">알렉세이: 90년대와 2000년대. 그땐 정말 다 그랬죠.</w:t>
+      </w:r>
+    </w:p>
+    <w:p>
+      <w:pPr>
+        <w:pStyle w:val="BodyText"/>
+      </w:pPr>
+      <w:r>
+        <w:t xml:space="preserve">이리나: 다요. 그러다 세무서가 왔어요. 벌금, 재판, 그리고 가게는 닫았어요. 아빠는 2년 동안 소파에서 못 일어났고 거의 아무와도 말을 안 했어요. 열다섯 살이던 제가 그때 깨달았죠: 서류 없는 돈은 폭탄이라고.</w:t>
+      </w:r>
+    </w:p>
+    <w:p>
+      <w:pPr>
+        <w:pStyle w:val="BodyText"/>
+      </w:pPr>
+      <w:r>
+        <w:t xml:space="preserve">알렉세이: 그래서 늘 「서류는요?」라고 물으시는 거군요.</w:t>
+      </w:r>
+    </w:p>
+    <w:p>
+      <w:pPr>
+        <w:pStyle w:val="BodyText"/>
+      </w:pPr>
+      <w:r>
+        <w:t xml:space="preserve">이리나: 그래서요. 경제학과에 갔고, 그다음 감사로 갔고, 8년째 남의 회사에서 폭탄을 찾아요.</w:t>
+      </w:r>
+    </w:p>
+    <w:p>
+      <w:pPr>
+        <w:pStyle w:val="BodyText"/>
+      </w:pPr>
+      <w:r>
+        <w:t xml:space="preserve">알렉세이: 그래서 정말 찾으세요, 아니면 회사들이 숨기는 법을 배웠나요?</w:t>
+      </w:r>
+    </w:p>
+    <w:p>
+      <w:pPr>
+        <w:pStyle w:val="BodyText"/>
+      </w:pPr>
+      <w:r>
+        <w:t xml:space="preserve">이리나: 늘 찾아요. 봉투, 유령 회사, 「교육 여행」. 당신네 「헬베메드」에서도 찾았어요.</w:t>
+      </w:r>
+    </w:p>
+    <w:p>
+      <w:pPr>
+        <w:pStyle w:val="BodyText"/>
+      </w:pPr>
+      <w:r>
+        <w:t xml:space="preserve">알렉세이: 설마 그때 우리 소치 같은 걸 찾으신 거예요?</w:t>
+      </w:r>
+    </w:p>
+    <w:p>
+      <w:pPr>
+        <w:pStyle w:val="BodyText"/>
+      </w:pPr>
+      <w:r>
+        <w:t xml:space="preserve">이리나: 그땐 소치가 아직 없었지만 비슷한 게 있었어요. 보고서에 적었는데, 보고서는 서랍에 들어갔고요.</w:t>
+      </w:r>
+    </w:p>
+    <w:p>
+      <w:pPr>
+        <w:pStyle w:val="BodyText"/>
+      </w:pPr>
+      <w:r>
+        <w:t xml:space="preserve">알렉세이: 익숙하네요. 제 소치도 서랍에 넣고 잊으려 했죠.</w:t>
+      </w:r>
+    </w:p>
+    <w:p>
+      <w:pPr>
+        <w:pStyle w:val="BodyText"/>
+      </w:pPr>
+      <w:r>
+        <w:t xml:space="preserve">이리나: 소치 때문에 나오셨어요? 카탸 스미르노바가 말해 줬어요, 같이 공부했거든요.</w:t>
+      </w:r>
+    </w:p>
+    <w:p>
+      <w:pPr>
+        <w:pStyle w:val="BodyText"/>
+      </w:pPr>
+      <w:r>
+        <w:t xml:space="preserve">알렉세이: 네, 모스크바는 작은 도시라 아무것도 숨길 수 없네요.</w:t>
+      </w:r>
+    </w:p>
+    <w:p>
+      <w:pPr>
+        <w:pStyle w:val="BodyText"/>
+      </w:pPr>
+      <w:r>
+        <w:t xml:space="preserve">이리나: 모스크바는 1,200만 명인데, 다들 한 다리 건너 알아요. 그래서 소치 때문에 나오신 거예요?</w:t>
+      </w:r>
+    </w:p>
+    <w:p>
+      <w:pPr>
+        <w:pStyle w:val="BodyText"/>
+      </w:pPr>
+      <w:r>
+        <w:t xml:space="preserve">알렉세이: 네. 처방 대가를 의사에게 주기 싫어요, 바다로도 봉투로도요.</w:t>
+      </w:r>
+    </w:p>
+    <w:p>
+      <w:pPr>
+        <w:pStyle w:val="BodyText"/>
+      </w:pPr>
+      <w:r>
+        <w:t xml:space="preserve">이리나: 그럼 첫 번째 조건: 우리 회사에선 현금 금지, 절대로. 계좌 이체만. 고객이 현금이면 깎아 달라고 해도, 그게 우리 최대 고객이라 해도 우리는 그래도 「안 된다」고 해요.</w:t>
+      </w:r>
+    </w:p>
+    <w:p>
+      <w:pPr>
+        <w:pStyle w:val="BodyText"/>
+      </w:pPr>
+      <w:r>
+        <w:t xml:space="preserve">알렉세이: 동의합니다, 전혀 망설임 없이요.</w:t>
+      </w:r>
+    </w:p>
+    <w:p>
+      <w:pPr>
+        <w:pStyle w:val="BodyText"/>
+      </w:pPr>
+      <w:r>
+        <w:t xml:space="preserve">이리나: 그렇게 빨리 동의하지 마세요. 의사들도 미용실도 익숙해져 있어서 고객들이 요구할 거예요. 돈을 잃을 거예요.</w:t>
+      </w:r>
+    </w:p>
+    <w:p>
+      <w:pPr>
+        <w:pStyle w:val="BodyText"/>
+      </w:pPr>
+      <w:r>
+        <w:t xml:space="preserve">알렉세이: 할머니가 이미 그 말을 하셨어요, 규칙과 돈에 대해서요.</w:t>
+      </w:r>
+    </w:p>
+    <w:p>
+      <w:pPr>
+        <w:pStyle w:val="BodyText"/>
+      </w:pPr>
+      <w:r>
+        <w:t xml:space="preserve">이리나: 현명한 할머니시네요. 두 번째 조건: 모든 지급은 제가 서명해요. 당신은 팔고, 저는 지급하고.</w:t>
+      </w:r>
+    </w:p>
+    <w:p>
+      <w:pPr>
+        <w:pStyle w:val="BodyText"/>
+      </w:pPr>
+      <w:r>
+        <w:t xml:space="preserve">알렉세이: 제가 어떤 지급에 동의하지 않으면요?</w:t>
+      </w:r>
+    </w:p>
+    <w:p>
+      <w:pPr>
+        <w:pStyle w:val="BodyText"/>
+      </w:pPr>
+      <w:r>
+        <w:t xml:space="preserve">이리나: 그럼 다투죠. 그래도 서명은 제가 해요. 저를 못 믿으시면 절 데려가지 마세요.</w:t>
+      </w:r>
+    </w:p>
+    <w:p>
+      <w:pPr>
+        <w:pStyle w:val="BodyText"/>
+      </w:pPr>
+      <w:r>
+        <w:t xml:space="preserve">알렉세이: 믿습니다. 그래서 바로 당신께 전화한 거고요.</w:t>
+      </w:r>
+    </w:p>
+    <w:p>
+      <w:pPr>
+        <w:pStyle w:val="BodyText"/>
+      </w:pPr>
+      <w:r>
+        <w:t xml:space="preserve">이리나: 세 번째 조건, 제일 중요해요. 등록을 아는 사람이 없으면 저는 안 가요.</w:t>
+      </w:r>
+    </w:p>
+    <w:p>
+      <w:pPr>
+        <w:pStyle w:val="BodyText"/>
+      </w:pPr>
+      <w:r>
+        <w:t xml:space="preserve">알렉세이: 그런 사람은 대행사를 통해 찾을 수 있다고 생각했는데요.</w:t>
+      </w:r>
+    </w:p>
+    <w:p>
+      <w:pPr>
+        <w:pStyle w:val="BodyText"/>
+      </w:pPr>
+      <w:r>
+        <w:t xml:space="preserve">이리나: 대행사는 돈 받고 예쁜 편지를 써요. 당신에게 필요한 건 20년 동안 의약품을 등록해 왔고, 모든 심사관을 알고, 심사관이 질문하기도 전에 그 질문을 아는 사람이에요. 그런 사람은 드물고 비싸요.</w:t>
+      </w:r>
+    </w:p>
+    <w:p>
+      <w:pPr>
+        <w:pStyle w:val="BodyText"/>
+      </w:pPr>
+      <w:r>
+        <w:t xml:space="preserve">알렉세이: 그런 사람을 직접 아세요?</w:t>
+      </w:r>
+    </w:p>
+    <w:p>
+      <w:pPr>
+        <w:pStyle w:val="BodyText"/>
+      </w:pPr>
+      <w:r>
+        <w:t xml:space="preserve">이리나: 알아요. 이름은 올가 페트로브나 미로노바고, 저를 질색해요.</w:t>
       </w:r>
     </w:p>
     <w:bookmarkEnd w:id="35"/>
@@ -3561,87 +3561,87 @@
         <w:pStyle w:val="FirstParagraph"/>
       </w:pPr>
       <w:r>
-        <w:t xml:space="preserve">알렉세이: 왜 당신을 질색하죠?</w:t>
-      </w:r>
-    </w:p>
-    <w:p>
-      <w:pPr>
-        <w:pStyle w:val="BodyText"/>
-      </w:pPr>
-      <w:r>
-        <w:t xml:space="preserve">이리나: 그녀의 제약사를 감사했어요. 등록 보고서에서 오류를 찾았죠. 그녀의 오류를요. 사흘 동안 저랑 말을 안 했어요. 발코니에서 담배 피우며 저를 투명 인간처럼 봤죠.</w:t>
-      </w:r>
-    </w:p>
-    <w:p>
-      <w:pPr>
-        <w:pStyle w:val="BodyText"/>
-      </w:pPr>
-      <w:r>
-        <w:t xml:space="preserve">알렉세이: 그게 좋은 추천이에요?</w:t>
-      </w:r>
-    </w:p>
-    <w:p>
-      <w:pPr>
-        <w:pStyle w:val="BodyText"/>
-      </w:pPr>
-      <w:r>
-        <w:t xml:space="preserve">이리나: 최고의 추천이죠. 사흘 뒤 와서 말했어요: 「당신 말이 맞아요. 심사관보다 먼저 찾아 줘서 고마워요.」</w:t>
-      </w:r>
-    </w:p>
-    <w:p>
-      <w:pPr>
-        <w:pStyle w:val="BodyText"/>
-      </w:pPr>
-      <w:r>
-        <w:t xml:space="preserve">알렉세이: 지금은 어디서 일하세요?</w:t>
-      </w:r>
-    </w:p>
-    <w:p>
-      <w:pPr>
-        <w:pStyle w:val="BodyText"/>
-      </w:pPr>
-      <w:r>
-        <w:t xml:space="preserve">이리나: 같은 곳이요. 20년. 회사를 독일 사람들이 샀어요. 자기가 나사못이 됐대요.</w:t>
-      </w:r>
-    </w:p>
-    <w:p>
-      <w:pPr>
-        <w:pStyle w:val="BodyText"/>
-      </w:pPr>
-      <w:r>
-        <w:t xml:space="preserve">알렉세이: 모든 심사관을 아는 나사못이네요.</w:t>
-      </w:r>
-    </w:p>
-    <w:p>
-      <w:pPr>
-        <w:pStyle w:val="BodyText"/>
-      </w:pPr>
-      <w:r>
-        <w:t xml:space="preserve">이리나: 마흔일곱. 냉소적이고, 발코니에서 담배를 피워요. 좋아하는 말은: 「종이는 다 참지만, 심사관은 안 참는다.」</w:t>
-      </w:r>
-    </w:p>
-    <w:p>
-      <w:pPr>
-        <w:pStyle w:val="BodyText"/>
-      </w:pPr>
-      <w:r>
-        <w:t xml:space="preserve">알렉세이: 벌써 마음에 드네요.</w:t>
-      </w:r>
-    </w:p>
-    <w:p>
-      <w:pPr>
-        <w:pStyle w:val="BodyText"/>
-      </w:pPr>
-      <w:r>
-        <w:t xml:space="preserve">이리나: 마음에 안 드실 거예요. 당신 계획은 바보짓이고 당신은 꿈 많은 영업맨 하나일 뿐이라고 할 거예요. 그러고 나서 앉아서 연필을 들고 기간을 세기 시작하죠.</w:t>
-      </w:r>
-    </w:p>
-    <w:p>
-      <w:pPr>
-        <w:pStyle w:val="BodyText"/>
-      </w:pPr>
-      <w:r>
-        <w:t xml:space="preserve">알렉세이: 당신이 제 냅킨에 한 것처럼요.</w:t>
+        <w:t xml:space="preserve">알렉세이: 왜 당신을 질색하죠? 두 분 사이에 무슨 일이 있었어요?</w:t>
+      </w:r>
+    </w:p>
+    <w:p>
+      <w:pPr>
+        <w:pStyle w:val="BodyText"/>
+      </w:pPr>
+      <w:r>
+        <w:t xml:space="preserve">이리나: 그녀의 제약사를 감사하다가 등록 보고서에서 오류를 찾았어요, 그것도 그녀 자신의 오류를요. 사흘 동안 저랑 말을 안 했고, 발코니에서 담배 피우며 제가 없는 사람인 것처럼 저를 투명하게 봤죠.</w:t>
+      </w:r>
+    </w:p>
+    <w:p>
+      <w:pPr>
+        <w:pStyle w:val="BodyText"/>
+      </w:pPr>
+      <w:r>
+        <w:t xml:space="preserve">알렉세이: 그게 좋은 추천이라고 생각하세요?</w:t>
+      </w:r>
+    </w:p>
+    <w:p>
+      <w:pPr>
+        <w:pStyle w:val="BodyText"/>
+      </w:pPr>
+      <w:r>
+        <w:t xml:space="preserve">이리나: 최고의 추천이죠. 사흘 뒤에 와서 이렇게 말했거든요: 「당신 말이 맞아요. 심사관보다 먼저 찾아 줘서 고마워요.」</w:t>
+      </w:r>
+    </w:p>
+    <w:p>
+      <w:pPr>
+        <w:pStyle w:val="BodyText"/>
+      </w:pPr>
+      <w:r>
+        <w:t xml:space="preserve">알렉세이: 지금은 어디서 일하세요? 당신이 감사했던 그 회사에서요?</w:t>
+      </w:r>
+    </w:p>
+    <w:p>
+      <w:pPr>
+        <w:pStyle w:val="BodyText"/>
+      </w:pPr>
+      <w:r>
+        <w:t xml:space="preserve">이리나: 같은 곳이요, 벌써 20년째. 회사를 독일 사람들이 샀는데, 자기가 나사못이 됐대요.</w:t>
+      </w:r>
+    </w:p>
+    <w:p>
+      <w:pPr>
+        <w:pStyle w:val="BodyText"/>
+      </w:pPr>
+      <w:r>
+        <w:t xml:space="preserve">알렉세이: 모든 심사관을 아는 나사못이라. 귀한 나사못이네요.</w:t>
+      </w:r>
+    </w:p>
+    <w:p>
+      <w:pPr>
+        <w:pStyle w:val="BodyText"/>
+      </w:pPr>
+      <w:r>
+        <w:t xml:space="preserve">이리나: 마흔일곱이고, 냉소적이고, 발코니에서 담배를 피워요. 좋아하는 말은: 「종이는 다 참지만, 심사관은 안 참는다.」</w:t>
+      </w:r>
+    </w:p>
+    <w:p>
+      <w:pPr>
+        <w:pStyle w:val="BodyText"/>
+      </w:pPr>
+      <w:r>
+        <w:t xml:space="preserve">알렉세이: 있잖아요, 아직 본 적도 없는데 벌써 마음에 드네요.</w:t>
+      </w:r>
+    </w:p>
+    <w:p>
+      <w:pPr>
+        <w:pStyle w:val="BodyText"/>
+      </w:pPr>
+      <w:r>
+        <w:t xml:space="preserve">이리나: 마음에 안 드실 거예요. 당신 계획은 바보짓이고 당신은 꿈 많은 영업맨 하나일 뿐이라고 할 거예요. 그러고 나서 앉아서 연필을 들고 기간을 세기 시작하죠, 다른 방식은 모르는 사람이니까요.</w:t>
+      </w:r>
+    </w:p>
+    <w:p>
+      <w:pPr>
+        <w:pStyle w:val="BodyText"/>
+      </w:pPr>
+      <w:r>
+        <w:t xml:space="preserve">알렉세이: 그러니까 당신이 제 냅킨에 한 것처럼요.</w:t>
       </w:r>
     </w:p>
     <w:p>
@@ -3657,15 +3657,15 @@
         <w:pStyle w:val="BodyText"/>
       </w:pPr>
       <w:r>
-        <w:t xml:space="preserve">알렉세이: 왜 더 비싸요?</w:t>
-      </w:r>
-    </w:p>
-    <w:p>
-      <w:pPr>
-        <w:pStyle w:val="BodyText"/>
-      </w:pPr>
-      <w:r>
-        <w:t xml:space="preserve">이리나: 돈은 빌릴 수 있어요. 달은 못 빌려요. 등록 없는 한 달 한 달이 임대료, 창고, 급여고, 그게 다 당신 아파트에서 나가요. 한 달을 은행에 갚을 수는 없어요.</w:t>
+        <w:t xml:space="preserve">알렉세이: 왜 달이 돈보다 비싸죠?</w:t>
+      </w:r>
+    </w:p>
+    <w:p>
+      <w:pPr>
+        <w:pStyle w:val="BodyText"/>
+      </w:pPr>
+      <w:r>
+        <w:t xml:space="preserve">이리나: 돈은 빌릴 수 있지만 달은 못 빌리니까요. 등록 없는 한 달 한 달이 임대료, 창고, 급여고, 그게 다 당신 아파트에서 나가요. 그리고 대출과 달리 한 달은 은행에 갚을 수가 없어요.</w:t>
       </w:r>
     </w:p>
     <w:p>
@@ -3681,47 +3681,47 @@
         <w:pStyle w:val="BodyText"/>
       </w:pPr>
       <w:r>
-        <w:t xml:space="preserve">이리나: 답은 「올가가 오고, 계획에 매출 없는 1년 반이 들어가면, 예」예요. 냅킨 말고. 표로. 현금 공백과, 실수에 대비한 여유분까지. 실수는 생길 테니까요.</w:t>
-      </w:r>
-    </w:p>
-    <w:p>
-      <w:pPr>
-        <w:pStyle w:val="BodyText"/>
-      </w:pPr>
-      <w:r>
-        <w:t xml:space="preserve">알렉세이: 제가 표를 만들게요.</w:t>
-      </w:r>
-    </w:p>
-    <w:p>
-      <w:pPr>
-        <w:pStyle w:val="BodyText"/>
-      </w:pPr>
-      <w:r>
-        <w:t xml:space="preserve">이리나: 표는 제가 만들어요. 당신은 낙관할 테니까. 저녁에 첫 버전 보낼게요.</w:t>
-      </w:r>
-    </w:p>
-    <w:p>
-      <w:pPr>
-        <w:pStyle w:val="BodyText"/>
-      </w:pPr>
-      <w:r>
-        <w:t xml:space="preserve">알렉세이: 그럼 이미 결정하신 거예요?</w:t>
-      </w:r>
-    </w:p>
-    <w:p>
-      <w:pPr>
-        <w:pStyle w:val="BodyText"/>
-      </w:pPr>
-      <w:r>
-        <w:t xml:space="preserve">이리나: 세어 보기로 결정했어요. 결정은 표를 본 다음에. 감사인은 먼저 세고, 그다음 결정해요.</w:t>
-      </w:r>
-    </w:p>
-    <w:p>
-      <w:pPr>
-        <w:pStyle w:val="BodyText"/>
-      </w:pPr>
-      <w:r>
-        <w:t xml:space="preserve">알렉세이: 영업맨은 먼저 결정하고, 그다음 세죠.</w:t>
+        <w:t xml:space="preserve">이리나: 답은 「올가가 오고, 계획에 매출 없는 1년 반이 들어가면, 예」예요. 냅킨 말고 표로요. 현금 공백과, 실수에 대비한 여유분까지. 실수는 분명히 생길 테니까요, 그건 의심하지 않아요.</w:t>
+      </w:r>
+    </w:p>
+    <w:p>
+      <w:pPr>
+        <w:pStyle w:val="BodyText"/>
+      </w:pPr>
+      <w:r>
+        <w:t xml:space="preserve">알렉세이: 좋아요, 모든 비용과 여유분을 넣어서 그런 표를 만들게요.</w:t>
+      </w:r>
+    </w:p>
+    <w:p>
+      <w:pPr>
+        <w:pStyle w:val="BodyText"/>
+      </w:pPr>
+      <w:r>
+        <w:t xml:space="preserve">이리나: 아니요, 표는 제가 만들어요, 당신은 낙관할 테니까. 저녁에 첫 버전 보낼게요.</w:t>
+      </w:r>
+    </w:p>
+    <w:p>
+      <w:pPr>
+        <w:pStyle w:val="BodyText"/>
+      </w:pPr>
+      <w:r>
+        <w:t xml:space="preserve">알렉세이: 그럼 이미 다 결정하신 거예요?</w:t>
+      </w:r>
+    </w:p>
+    <w:p>
+      <w:pPr>
+        <w:pStyle w:val="BodyText"/>
+      </w:pPr>
+      <w:r>
+        <w:t xml:space="preserve">이리나: 세어 보기로 결정했고, 결정은 표를 본 다음에 해요. 감사인은 먼저 세고, 그다음 결정해요.</w:t>
+      </w:r>
+    </w:p>
+    <w:p>
+      <w:pPr>
+        <w:pStyle w:val="BodyText"/>
+      </w:pPr>
+      <w:r>
+        <w:t xml:space="preserve">알렉세이: 영업맨은 반대로 먼저 결정하고, 그다음 세죠.</w:t>
       </w:r>
     </w:p>
     <w:p>
@@ -3737,7 +3737,7 @@
         <w:pStyle w:val="BodyText"/>
       </w:pPr>
       <w:r>
-        <w:t xml:space="preserve">알렉세이: 그냥 알렉세이라고 하셔도 돼요. 같이 일하게 되면.</w:t>
+        <w:t xml:space="preserve">알렉세이: 같이 일하게 되면 그냥 알렉세이라고 하셔도 돼요.</w:t>
       </w:r>
     </w:p>
     <w:p>
@@ -3753,7 +3753,7 @@
         <w:pStyle w:val="BodyText"/>
       </w:pPr>
       <w:r>
-        <w:t xml:space="preserve">알렉세이: 질서. 좋습니다, 이리나 세르게예브나. 표 기다리겠습니다.</w:t>
+        <w:t xml:space="preserve">알렉세이: 질서라면 질서죠. 좋습니다, 이리나 세르게예브나, 표 기다리겠습니다.</w:t>
       </w:r>
     </w:p>
     <w:bookmarkEnd w:id="36"/>
@@ -3771,7 +3771,7 @@
         <w:pStyle w:val="FirstParagraph"/>
       </w:pPr>
       <w:r>
-        <w:t xml:space="preserve">이리나: 알렉세이 니콜라예비치, 안 주무세요? 표 보냈어요. 버전 1.</w:t>
+        <w:t xml:space="preserve">이리나: 알렉세이 니콜라예비치, 안 주무세요? 방금 표 보냈어요, 버전 1이에요.</w:t>
       </w:r>
     </w:p>
     <w:p>
@@ -3787,55 +3787,55 @@
         <w:pStyle w:val="BodyText"/>
       </w:pPr>
       <w:r>
-        <w:t xml:space="preserve">이리나: 무슨 판지요?</w:t>
-      </w:r>
-    </w:p>
-    <w:p>
-      <w:pPr>
-        <w:pStyle w:val="BodyText"/>
-      </w:pPr>
-      <w:r>
-        <w:t xml:space="preserve">알렉세이: 「해를 끼치지 말라」. 할머니가 펠드셰르셨어요. 40년 동안 진료소 문 위에 걸려 있었죠. 이제 제 문 위에 걸려요.</w:t>
-      </w:r>
-    </w:p>
-    <w:p>
-      <w:pPr>
-        <w:pStyle w:val="BodyText"/>
-      </w:pPr>
-      <w:r>
-        <w:t xml:space="preserve">이리나: 좋은 판지네요. 나쁜 표고요. 「현금」 탭을 열어 보세요.</w:t>
-      </w:r>
-    </w:p>
-    <w:p>
-      <w:pPr>
-        <w:pStyle w:val="BodyText"/>
-      </w:pPr>
-      <w:r>
-        <w:t xml:space="preserve">알렉세이: 열었어요. 빨간색이네요. 빨간색이 많아요.</w:t>
-      </w:r>
-    </w:p>
-    <w:p>
-      <w:pPr>
-        <w:pStyle w:val="BodyText"/>
-      </w:pPr>
-      <w:r>
-        <w:t xml:space="preserve">이리나: 그게 현금 공백이에요. 첫 판매 전까지 최소 1,400만. 당신은 300, 아파트까지 900.</w:t>
-      </w:r>
-    </w:p>
-    <w:p>
-      <w:pPr>
-        <w:pStyle w:val="BodyText"/>
-      </w:pPr>
-      <w:r>
-        <w:t xml:space="preserve">알렉세이: 500이 모자라네요.</w:t>
-      </w:r>
-    </w:p>
-    <w:p>
-      <w:pPr>
-        <w:pStyle w:val="BodyText"/>
-      </w:pPr>
-      <w:r>
-        <w:t xml:space="preserve">이리나: 계획대로 되면 500. 그런데 계획대로 되는 건 없어요, 감사인 말을 믿으세요. 그래서 20퍼센트 여유를 넣었어요. 여유 없는 표는 냅킨이랑 똑같아요.</w:t>
+        <w:t xml:space="preserve">이리나: 무슨 판지요? 무슨 말씀인지 모르겠어요.</w:t>
+      </w:r>
+    </w:p>
+    <w:p>
+      <w:pPr>
+        <w:pStyle w:val="BodyText"/>
+      </w:pPr>
+      <w:r>
+        <w:t xml:space="preserve">알렉세이: 「해를 끼치지 말라」. 할머니가 펠드셰르셨는데, 그 판지가 40년 동안 진료소 문 위에 걸려 있었어요. 이제 제 문 위에 걸려요.</w:t>
+      </w:r>
+    </w:p>
+    <w:p>
+      <w:pPr>
+        <w:pStyle w:val="BodyText"/>
+      </w:pPr>
+      <w:r>
+        <w:t xml:space="preserve">이리나: 좋은 판지네요. 그런데 표는 나빠요. 「현금」 탭을 열어 보세요.</w:t>
+      </w:r>
+    </w:p>
+    <w:p>
+      <w:pPr>
+        <w:pStyle w:val="BodyText"/>
+      </w:pPr>
+      <w:r>
+        <w:t xml:space="preserve">알렉세이: 열었어요. 온통 빨간색이네요, 빨간색이 정말 많아요.</w:t>
+      </w:r>
+    </w:p>
+    <w:p>
+      <w:pPr>
+        <w:pStyle w:val="BodyText"/>
+      </w:pPr>
+      <w:r>
+        <w:t xml:space="preserve">이리나: 그게 현금 공백이에요. 첫 판매 전까지 최소 1,400만이 필요한데, 당신은 300, 아파트까지 900이에요.</w:t>
+      </w:r>
+    </w:p>
+    <w:p>
+      <w:pPr>
+        <w:pStyle w:val="BodyText"/>
+      </w:pPr>
+      <w:r>
+        <w:t xml:space="preserve">알렉세이: 그러니까 500만이 모자라네요.</w:t>
+      </w:r>
+    </w:p>
+    <w:p>
+      <w:pPr>
+        <w:pStyle w:val="BodyText"/>
+      </w:pPr>
+      <w:r>
+        <w:t xml:space="preserve">이리나: 계획대로 되면 500. 그런데 계획대로 되는 건 없어요, 감사인 말을 믿으세요. 그래서 20퍼센트 여유를 넣었어요. 여유 없는 표는 냅킨이랑 똑같거든요, 컴퓨터에 있을 뿐이죠.</w:t>
       </w:r>
     </w:p>
     <w:p>
@@ -3851,39 +3851,39 @@
         <w:pStyle w:val="BodyText"/>
       </w:pPr>
       <w:r>
-        <w:t xml:space="preserve">이리나: 결제 유예. 좋은 단어네요. 한국 사람들이 처음 보는 러시아 사람한테 유예를 해 줄까요?</w:t>
-      </w:r>
-    </w:p>
-    <w:p>
-      <w:pPr>
-        <w:pStyle w:val="BodyText"/>
-      </w:pPr>
-      <w:r>
-        <w:t xml:space="preserve">알렉세이: 모르겠어요. 4월에 알아볼게요. 먼저 올가부터.</w:t>
-      </w:r>
-    </w:p>
-    <w:p>
-      <w:pPr>
-        <w:pStyle w:val="BodyText"/>
-      </w:pPr>
-      <w:r>
-        <w:t xml:space="preserve">이리나: 전화번호는 표에 있어요. 「사람들」 탭. 아침 10시 전에 거세요, 그 뒤엔 회의예요.</w:t>
-      </w:r>
-    </w:p>
-    <w:p>
-      <w:pPr>
-        <w:pStyle w:val="BodyText"/>
-      </w:pPr>
-      <w:r>
-        <w:t xml:space="preserve">알렉세이: 이리나 세르게예브나, 벌써 「사람들」 탭을 만드셨어요?</w:t>
-      </w:r>
-    </w:p>
-    <w:p>
-      <w:pPr>
-        <w:pStyle w:val="BodyText"/>
-      </w:pPr>
-      <w:r>
-        <w:t xml:space="preserve">이리나: 「사람들」, 「현금」, 「위험」, 「등록」 탭을 만들었어요. 마지막은 비어 있어요. 올가가 채울 거예요, 동의한다면. 그리고 판지는 반듯하게 거세요. 비뚤게 걸린 판지는 신경 쓰일 거예요.</w:t>
+        <w:t xml:space="preserve">이리나: 결제 유예, 좋은 단어네요. 그런데 한국 사람들이 처음 보는 러시아 사람한테 유예를 해 줄까요?</w:t>
+      </w:r>
+    </w:p>
+    <w:p>
+      <w:pPr>
+        <w:pStyle w:val="BodyText"/>
+      </w:pPr>
+      <w:r>
+        <w:t xml:space="preserve">알렉세이: 모르겠어요, 4월에 알아볼게요. 하지만 먼저 올가와 얘기해야죠.</w:t>
+      </w:r>
+    </w:p>
+    <w:p>
+      <w:pPr>
+        <w:pStyle w:val="BodyText"/>
+      </w:pPr>
+      <w:r>
+        <w:t xml:space="preserve">이리나: 전화번호는 표의 「사람들」 탭에 있어요. 그 뒤엔 회의가 있으니 아침 10시 전에 거세요.</w:t>
+      </w:r>
+    </w:p>
+    <w:p>
+      <w:pPr>
+        <w:pStyle w:val="BodyText"/>
+      </w:pPr>
+      <w:r>
+        <w:t xml:space="preserve">알렉세이: 이리나 세르게예브나, 설마 벌써 「사람들」 탭을 만드셨어요?</w:t>
+      </w:r>
+    </w:p>
+    <w:p>
+      <w:pPr>
+        <w:pStyle w:val="BodyText"/>
+      </w:pPr>
+      <w:r>
+        <w:t xml:space="preserve">이리나: 「사람들」, 「현금」, 「위험」, 「등록」 탭을 만들었어요. 마지막은 아직 비어 있고, 올가가 동의하면 채울 거예요. 그리고 판지는 반듯하게 거세요. 제가 그걸 볼 일이 없더라도 비뚤게 걸린 판지는 신경 쓰일 거예요.</w:t>
       </w:r>
     </w:p>
     <w:bookmarkEnd w:id="37"/>
